--- a/asignaturas/DAW/Evaluacion1/VSTFPD.docx
+++ b/asignaturas/DAW/Evaluacion1/VSTFPD.docx
@@ -24,7 +24,7 @@
             <mc:AlternateContent>
               <mc:Choice Requires="wpg">
                 <w:drawing>
-                  <wp:anchor distT="0" distB="0" distL="114300" distR="114300" simplePos="0" relativeHeight="251658240" behindDoc="0" locked="0" layoutInCell="1" allowOverlap="1" wp14:anchorId="4391A945" wp14:editId="4617A45E">
+                  <wp:anchor distT="0" distB="0" distL="114300" distR="114300" simplePos="0" relativeHeight="251655168" behindDoc="0" locked="0" layoutInCell="1" allowOverlap="1" wp14:anchorId="4391A945" wp14:editId="59D76757">
                     <wp:simplePos x="0" y="0"/>
                     <wp:positionH relativeFrom="page">
                       <wp:align>right</wp:align>
@@ -202,6 +202,7 @@
                                       <w:calendar w:val="gregorian"/>
                                     </w:date>
                                   </w:sdtPr>
+                                  <w:sdtEndPr/>
                                   <w:sdtContent>
                                     <w:p>
                                       <w:pPr>
@@ -286,6 +287,7 @@
                                     <w:dataBinding w:prefixMappings="xmlns:ns0='http://schemas.openxmlformats.org/package/2006/metadata/core-properties' xmlns:ns1='http://purl.org/dc/elements/1.1/'" w:xpath="/ns0:coreProperties[1]/ns1:creator[1]" w:storeItemID="{6C3C8BC8-F283-45AE-878A-BAB7291924A1}"/>
                                     <w:text/>
                                   </w:sdtPr>
+                                  <w:sdtEndPr/>
                                   <w:sdtContent>
                                     <w:p>
                                       <w:pPr>
@@ -295,6 +297,12 @@
                                           <w:color w:val="000000" w:themeColor="text1"/>
                                         </w:rPr>
                                       </w:pPr>
+                                      <w:r>
+                                        <w:rPr>
+                                          <w:color w:val="000000" w:themeColor="text1"/>
+                                        </w:rPr>
+                                        <w:t xml:space="preserve">Naiara </w:t>
+                                      </w:r>
                                       <w:r>
                                         <w:rPr>
                                           <w:color w:val="000000" w:themeColor="text1"/>
@@ -311,10 +319,10 @@
                                     </w:rPr>
                                     <w:alias w:val="Compañía"/>
                                     <w:id w:val="1760174317"/>
-                                    <w:showingPlcHdr/>
                                     <w:dataBinding w:prefixMappings="xmlns:ns0='http://schemas.openxmlformats.org/officeDocument/2006/extended-properties'" w:xpath="/ns0:Properties[1]/ns0:Company[1]" w:storeItemID="{6668398D-A668-4E3E-A5EB-62B293D839F1}"/>
                                     <w:text/>
                                   </w:sdtPr>
+                                  <w:sdtEndPr/>
                                   <w:sdtContent>
                                     <w:p>
                                       <w:pPr>
@@ -328,7 +336,7 @@
                                         <w:rPr>
                                           <w:color w:val="000000" w:themeColor="text1"/>
                                         </w:rPr>
-                                        <w:t>[Nombre de la compañía]</w:t>
+                                        <w:t>CDM</w:t>
                                       </w:r>
                                     </w:p>
                                   </w:sdtContent>
@@ -348,6 +356,7 @@
                                       <w:calendar w:val="gregorian"/>
                                     </w:date>
                                   </w:sdtPr>
+                                  <w:sdtEndPr/>
                                   <w:sdtContent>
                                     <w:p>
                                       <w:pPr>
@@ -386,12 +395,12 @@
               </mc:Choice>
               <mc:Fallback>
                 <w:pict>
-                  <v:group w14:anchorId="4391A945" id="Grupo 453" o:spid="_x0000_s1026" style="position:absolute;margin-left:193.95pt;margin-top:0;width:245.15pt;height:11in;z-index:251658240;mso-width-percent:400;mso-height-percent:1000;mso-position-horizontal:right;mso-position-horizontal-relative:page;mso-position-vertical:top;mso-position-vertical-relative:page;mso-width-percent:400;mso-height-percent:1000" coordsize="31136,100584" o:gfxdata="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">
-                    <v:rect id="Rectángulo 459" o:spid="_x0000_s1027" alt="Light vertical" style="position:absolute;width:1385;height:100584;visibility:visible;mso-wrap-style:square;v-text-anchor:middle" o:gfxdata="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" fillcolor="#ebd18c [1945]" stroked="f" strokecolor="white" strokeweight="1pt">
+                  <v:group w14:anchorId="4391A945" id="Grupo 453" o:spid="_x0000_s1026" style="position:absolute;margin-left:193.95pt;margin-top:0;width:245.15pt;height:11in;z-index:251655168;mso-width-percent:400;mso-height-percent:1000;mso-position-horizontal:right;mso-position-horizontal-relative:page;mso-position-vertical:top;mso-position-vertical-relative:page;mso-width-percent:400;mso-height-percent:1000" coordsize="31136,100584" o:gfxdata="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">
+                    <v:rect id="Rectángulo 459" o:spid="_x0000_s1027" alt="Light vertical" style="position:absolute;width:1385;height:100584;visibility:visible;mso-wrap-style:square;v-text-anchor:middle" o:gfxdata="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" fillcolor="#edb4be [1945]" stroked="f" strokecolor="white" strokeweight="1pt">
                       <v:fill r:id="rId7" o:title="" opacity="52428f" color2="white [3212]" o:opacity2="52428f" type="pattern"/>
                       <v:shadow color="#d8d8d8" offset="3pt,3pt"/>
                     </v:rect>
-                    <v:rect id="Rectángulo 460" o:spid="_x0000_s1028" style="position:absolute;left:1246;width:29718;height:100584;visibility:visible;mso-wrap-style:square;v-text-anchor:top" o:gfxdata="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" fillcolor="#ebd18c [1945]" stroked="f" strokecolor="#d8d8d8"/>
+                    <v:rect id="Rectángulo 460" o:spid="_x0000_s1028" style="position:absolute;left:1246;width:29718;height:100584;visibility:visible;mso-wrap-style:square;v-text-anchor:top" o:gfxdata="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" fillcolor="#edb4be [1945]" stroked="f" strokecolor="#d8d8d8"/>
                     <v:rect id="Rectángulo 461" o:spid="_x0000_s1029" style="position:absolute;left:138;width:30998;height:23774;visibility:visible;mso-wrap-style:square;v-text-anchor:bottom" o:gfxdata="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" filled="f" stroked="f" strokecolor="white" strokeweight="1pt">
                       <v:fill opacity="52428f"/>
                       <v:shadow color="#d8d8d8" offset="3pt,3pt"/>
@@ -414,6 +423,7 @@
                                 <w:calendar w:val="gregorian"/>
                               </w:date>
                             </w:sdtPr>
+                            <w:sdtEndPr/>
                             <w:sdtContent>
                               <w:p>
                                 <w:pPr>
@@ -453,6 +463,7 @@
                               <w:dataBinding w:prefixMappings="xmlns:ns0='http://schemas.openxmlformats.org/package/2006/metadata/core-properties' xmlns:ns1='http://purl.org/dc/elements/1.1/'" w:xpath="/ns0:coreProperties[1]/ns1:creator[1]" w:storeItemID="{6C3C8BC8-F283-45AE-878A-BAB7291924A1}"/>
                               <w:text/>
                             </w:sdtPr>
+                            <w:sdtEndPr/>
                             <w:sdtContent>
                               <w:p>
                                 <w:pPr>
@@ -462,6 +473,12 @@
                                     <w:color w:val="000000" w:themeColor="text1"/>
                                   </w:rPr>
                                 </w:pPr>
+                                <w:r>
+                                  <w:rPr>
+                                    <w:color w:val="000000" w:themeColor="text1"/>
+                                  </w:rPr>
+                                  <w:t xml:space="preserve">Naiara </w:t>
+                                </w:r>
                                 <w:r>
                                   <w:rPr>
                                     <w:color w:val="000000" w:themeColor="text1"/>
@@ -478,10 +495,10 @@
                               </w:rPr>
                               <w:alias w:val="Compañía"/>
                               <w:id w:val="1760174317"/>
-                              <w:showingPlcHdr/>
                               <w:dataBinding w:prefixMappings="xmlns:ns0='http://schemas.openxmlformats.org/officeDocument/2006/extended-properties'" w:xpath="/ns0:Properties[1]/ns0:Company[1]" w:storeItemID="{6668398D-A668-4E3E-A5EB-62B293D839F1}"/>
                               <w:text/>
                             </w:sdtPr>
+                            <w:sdtEndPr/>
                             <w:sdtContent>
                               <w:p>
                                 <w:pPr>
@@ -495,7 +512,7 @@
                                   <w:rPr>
                                     <w:color w:val="000000" w:themeColor="text1"/>
                                   </w:rPr>
-                                  <w:t>[Nombre de la compañía]</w:t>
+                                  <w:t>CDM</w:t>
                                 </w:r>
                               </w:p>
                             </w:sdtContent>
@@ -515,6 +532,7 @@
                                 <w:calendar w:val="gregorian"/>
                               </w:date>
                             </w:sdtPr>
+                            <w:sdtEndPr/>
                             <w:sdtContent>
                               <w:p>
                                 <w:pPr>
@@ -549,7 +567,7 @@
             <mc:AlternateContent>
               <mc:Choice Requires="wps">
                 <w:drawing>
-                  <wp:anchor distT="0" distB="0" distL="114300" distR="114300" simplePos="0" relativeHeight="251660288" behindDoc="0" locked="0" layoutInCell="0" allowOverlap="1" wp14:anchorId="14097DFF" wp14:editId="4B335CED">
+                  <wp:anchor distT="0" distB="0" distL="114300" distR="114300" simplePos="0" relativeHeight="251657216" behindDoc="0" locked="0" layoutInCell="0" allowOverlap="1" wp14:anchorId="14097DFF" wp14:editId="37A45AA9">
                     <wp:simplePos x="0" y="0"/>
                     <wp:positionH relativeFrom="page">
                       <wp:align>left</wp:align>
@@ -604,6 +622,7 @@
                               <w:sdt>
                                 <w:sdtPr>
                                   <w:rPr>
+                                    <w:rFonts w:ascii="Times New Roman" w:hAnsi="Times New Roman" w:cs="Times New Roman"/>
                                     <w:color w:val="FFFFFF" w:themeColor="background1"/>
                                     <w:sz w:val="72"/>
                                     <w:szCs w:val="72"/>
@@ -613,6 +632,7 @@
                                   <w:dataBinding w:prefixMappings="xmlns:ns0='http://schemas.openxmlformats.org/package/2006/metadata/core-properties' xmlns:ns1='http://purl.org/dc/elements/1.1/'" w:xpath="/ns0:coreProperties[1]/ns1:title[1]" w:storeItemID="{6C3C8BC8-F283-45AE-878A-BAB7291924A1}"/>
                                   <w:text/>
                                 </w:sdtPr>
+                                <w:sdtEndPr/>
                                 <w:sdtContent>
                                   <w:p>
                                     <w:pPr>
@@ -626,11 +646,12 @@
                                     </w:pPr>
                                     <w:r>
                                       <w:rPr>
+                                        <w:rFonts w:ascii="Times New Roman" w:hAnsi="Times New Roman" w:cs="Times New Roman"/>
                                         <w:color w:val="FFFFFF" w:themeColor="background1"/>
                                         <w:sz w:val="72"/>
                                         <w:szCs w:val="72"/>
                                       </w:rPr>
-                                      <w:t>TOMCAT</w:t>
+                                      <w:t>VSFTPD</w:t>
                                     </w:r>
                                   </w:p>
                                 </w:sdtContent>
@@ -654,12 +675,13 @@
               </mc:Choice>
               <mc:Fallback>
                 <w:pict>
-                  <v:rect w14:anchorId="14097DFF" id="Rectángulo 16" o:spid="_x0000_s1031" style="position:absolute;margin-left:0;margin-top:0;width:548.85pt;height:50.4pt;z-index:251660288;visibility:visible;mso-wrap-style:square;mso-width-percent:900;mso-height-percent:73;mso-top-percent:250;mso-wrap-distance-left:9pt;mso-wrap-distance-top:0;mso-wrap-distance-right:9pt;mso-wrap-distance-bottom:0;mso-position-horizontal:left;mso-position-horizontal-relative:page;mso-position-vertical-relative:page;mso-width-percent:900;mso-height-percent:73;mso-top-percent:250;mso-width-relative:page;mso-height-relative:page;v-text-anchor:middle" o:gfxdata="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" o:allowincell="f" fillcolor="black [3213]" strokecolor="black [3213]" strokeweight="1.5pt">
+                  <v:rect w14:anchorId="14097DFF" id="Rectángulo 16" o:spid="_x0000_s1031" style="position:absolute;margin-left:0;margin-top:0;width:548.85pt;height:50.4pt;z-index:251657216;visibility:visible;mso-wrap-style:square;mso-width-percent:900;mso-height-percent:73;mso-top-percent:250;mso-wrap-distance-left:9pt;mso-wrap-distance-top:0;mso-wrap-distance-right:9pt;mso-wrap-distance-bottom:0;mso-position-horizontal:left;mso-position-horizontal-relative:page;mso-position-vertical-relative:page;mso-width-percent:900;mso-height-percent:73;mso-top-percent:250;mso-width-relative:page;mso-height-relative:page;v-text-anchor:middle" o:gfxdata="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" o:allowincell="f" fillcolor="black [3213]" strokecolor="black [3213]" strokeweight="1.5pt">
                     <v:textbox style="mso-fit-shape-to-text:t" inset="14.4pt,,14.4pt">
                       <w:txbxContent>
                         <w:sdt>
                           <w:sdtPr>
                             <w:rPr>
+                              <w:rFonts w:ascii="Times New Roman" w:hAnsi="Times New Roman" w:cs="Times New Roman"/>
                               <w:color w:val="FFFFFF" w:themeColor="background1"/>
                               <w:sz w:val="72"/>
                               <w:szCs w:val="72"/>
@@ -669,6 +691,7 @@
                             <w:dataBinding w:prefixMappings="xmlns:ns0='http://schemas.openxmlformats.org/package/2006/metadata/core-properties' xmlns:ns1='http://purl.org/dc/elements/1.1/'" w:xpath="/ns0:coreProperties[1]/ns1:title[1]" w:storeItemID="{6C3C8BC8-F283-45AE-878A-BAB7291924A1}"/>
                             <w:text/>
                           </w:sdtPr>
+                          <w:sdtEndPr/>
                           <w:sdtContent>
                             <w:p>
                               <w:pPr>
@@ -682,11 +705,12 @@
                               </w:pPr>
                               <w:r>
                                 <w:rPr>
+                                  <w:rFonts w:ascii="Times New Roman" w:hAnsi="Times New Roman" w:cs="Times New Roman"/>
                                   <w:color w:val="FFFFFF" w:themeColor="background1"/>
                                   <w:sz w:val="72"/>
                                   <w:szCs w:val="72"/>
                                 </w:rPr>
-                                <w:t>TOMCAT</w:t>
+                                <w:t>VSFTPD</w:t>
                               </w:r>
                             </w:p>
                           </w:sdtContent>
@@ -703,9 +727,6 @@
         <w:p>
           <w:pPr>
             <w:rPr>
-              <w:rFonts w:eastAsiaTheme="minorEastAsia"/>
-              <w:caps/>
-              <w:color w:val="FFFFFF" w:themeColor="background1"/>
               <w:lang w:eastAsia="es-ES"/>
             </w:rPr>
           </w:pPr>
@@ -717,267 +738,19 @@
               <w:color w:val="FFFFFF" w:themeColor="background1"/>
               <w:lang w:eastAsia="es-ES"/>
             </w:rPr>
-            <mc:AlternateContent>
-              <mc:Choice Requires="wpg">
-                <w:drawing>
-                  <wp:anchor distT="0" distB="0" distL="114300" distR="114300" simplePos="0" relativeHeight="251662336" behindDoc="0" locked="0" layoutInCell="1" allowOverlap="1" wp14:anchorId="0C80E045" wp14:editId="47286752">
-                    <wp:simplePos x="0" y="0"/>
-                    <wp:positionH relativeFrom="column">
-                      <wp:posOffset>285453</wp:posOffset>
-                    </wp:positionH>
-                    <wp:positionV relativeFrom="paragraph">
-                      <wp:posOffset>2707442</wp:posOffset>
-                    </wp:positionV>
-                    <wp:extent cx="5577914" cy="3016257"/>
-                    <wp:effectExtent l="0" t="0" r="3810" b="0"/>
-                    <wp:wrapNone/>
-                    <wp:docPr id="2" name="Grupo 2"/>
-                    <wp:cNvGraphicFramePr/>
-                    <a:graphic xmlns:a="http://schemas.openxmlformats.org/drawingml/2006/main">
-                      <a:graphicData uri="http://schemas.microsoft.com/office/word/2010/wordprocessingGroup">
-                        <wpg:wgp>
-                          <wpg:cNvGrpSpPr/>
-                          <wpg:grpSpPr>
-                            <a:xfrm>
-                              <a:off x="0" y="0"/>
-                              <a:ext cx="5577914" cy="3016257"/>
-                              <a:chOff x="0" y="0"/>
-                              <a:chExt cx="5577914" cy="3016257"/>
-                            </a:xfrm>
-                          </wpg:grpSpPr>
-                          <pic:pic xmlns:pic="http://schemas.openxmlformats.org/drawingml/2006/picture">
-                            <pic:nvPicPr>
-                              <pic:cNvPr id="464" name="Imagen 1"/>
-                              <pic:cNvPicPr>
-                                <a:picLocks noChangeAspect="1"/>
-                              </pic:cNvPicPr>
-                            </pic:nvPicPr>
-                            <pic:blipFill>
-                              <a:blip r:embed="rId8">
-                                <a:extLst>
-                                  <a:ext uri="{28A0092B-C50C-407E-A947-70E740481C1C}">
-                                    <a14:useLocalDpi xmlns:a14="http://schemas.microsoft.com/office/drawing/2010/main" val="0"/>
-                                  </a:ext>
-                                  <a:ext uri="{837473B0-CC2E-450A-ABE3-18F120FF3D39}">
-                                    <a1611:picAttrSrcUrl xmlns:a1611="http://schemas.microsoft.com/office/drawing/2016/11/main" r:id="rId9"/>
-                                  </a:ext>
-                                </a:extLst>
-                              </a:blip>
-                              <a:stretch>
-                                <a:fillRect/>
-                              </a:stretch>
-                            </pic:blipFill>
-                            <pic:spPr>
-                              <a:xfrm>
-                                <a:off x="74" y="0"/>
-                                <a:ext cx="5577840" cy="2684780"/>
-                              </a:xfrm>
-                              <a:prstGeom prst="rect">
-                                <a:avLst/>
-                              </a:prstGeom>
-                              <a:ln w="12700">
-                                <a:noFill/>
-                              </a:ln>
-                            </pic:spPr>
-                          </pic:pic>
-                          <wps:wsp>
-                            <wps:cNvPr id="1" name="Cuadro de texto 1"/>
-                            <wps:cNvSpPr txBox="1"/>
-                            <wps:spPr>
-                              <a:xfrm>
-                                <a:off x="0" y="2684152"/>
-                                <a:ext cx="5577840" cy="332105"/>
-                              </a:xfrm>
-                              <a:prstGeom prst="rect">
-                                <a:avLst/>
-                              </a:prstGeom>
-                              <a:solidFill>
-                                <a:prstClr val="white"/>
-                              </a:solidFill>
-                              <a:ln>
-                                <a:noFill/>
-                              </a:ln>
-                            </wps:spPr>
-                            <wps:txbx>
-                              <w:txbxContent>
-                                <w:p>
-                                  <w:pPr>
-                                    <w:rPr>
-                                      <w:sz w:val="18"/>
-                                      <w:szCs w:val="18"/>
-                                    </w:rPr>
-                                  </w:pPr>
-                                  <w:hyperlink r:id="rId10" w:history="1">
-                                    <w:r>
-                                      <w:rPr>
-                                        <w:rStyle w:val="Hipervnculo"/>
-                                        <w:sz w:val="18"/>
-                                        <w:szCs w:val="18"/>
-                                      </w:rPr>
-                                      <w:t>Esta foto</w:t>
-                                    </w:r>
-                                  </w:hyperlink>
-                                  <w:r>
-                                    <w:rPr>
-                                      <w:sz w:val="18"/>
-                                      <w:szCs w:val="18"/>
-                                    </w:rPr>
-                                    <w:t xml:space="preserve"> de Autor desconocido está bajo licencia </w:t>
-                                  </w:r>
-                                  <w:hyperlink r:id="rId11" w:history="1">
-                                    <w:r>
-                                      <w:rPr>
-                                        <w:rStyle w:val="Hipervnculo"/>
-                                        <w:sz w:val="18"/>
-                                        <w:szCs w:val="18"/>
-                                      </w:rPr>
-                                      <w:t>CC BY-NC-ND</w:t>
-                                    </w:r>
-                                  </w:hyperlink>
-                                </w:p>
-                              </w:txbxContent>
-                            </wps:txbx>
-                            <wps:bodyPr rot="0" spcFirstLastPara="0" vertOverflow="overflow" horzOverflow="overflow" vert="horz" wrap="square" lIns="91440" tIns="45720" rIns="91440" bIns="45720" numCol="1" spcCol="0" rtlCol="0" fromWordArt="0" anchor="t" anchorCtr="0" forceAA="0" compatLnSpc="1">
-                              <a:prstTxWarp prst="textNoShape">
-                                <a:avLst/>
-                              </a:prstTxWarp>
-                              <a:spAutoFit/>
-                            </wps:bodyPr>
-                          </wps:wsp>
-                        </wpg:wgp>
-                      </a:graphicData>
-                    </a:graphic>
-                    <wp14:sizeRelH relativeFrom="margin">
-                      <wp14:pctWidth>0</wp14:pctWidth>
-                    </wp14:sizeRelH>
-                    <wp14:sizeRelV relativeFrom="margin">
-                      <wp14:pctHeight>0</wp14:pctHeight>
-                    </wp14:sizeRelV>
-                  </wp:anchor>
-                </w:drawing>
-              </mc:Choice>
-              <mc:Fallback>
-                <w:pict>
-                  <v:group w14:anchorId="0C80E045" id="Grupo 2" o:spid="_x0000_s1032" style="position:absolute;margin-left:22.5pt;margin-top:213.2pt;width:439.2pt;height:237.5pt;z-index:251662336;mso-width-relative:margin;mso-height-relative:margin" coordsize="55779,30162" o:gfxdata="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">
-                    <v:shapetype id="_x0000_t75" coordsize="21600,21600" o:spt="75" o:preferrelative="t" path="m@4@5l@4@11@9@11@9@5xe" filled="f" stroked="f">
-                      <v:stroke joinstyle="miter"/>
-                      <v:formulas>
-                        <v:f eqn="if lineDrawn pixelLineWidth 0"/>
-                        <v:f eqn="sum @0 1 0"/>
-                        <v:f eqn="sum 0 0 @1"/>
-                        <v:f eqn="prod @2 1 2"/>
-                        <v:f eqn="prod @3 21600 pixelWidth"/>
-                        <v:f eqn="prod @3 21600 pixelHeight"/>
-                        <v:f eqn="sum @0 0 1"/>
-                        <v:f eqn="prod @6 1 2"/>
-                        <v:f eqn="prod @7 21600 pixelWidth"/>
-                        <v:f eqn="sum @8 21600 0"/>
-                        <v:f eqn="prod @7 21600 pixelHeight"/>
-                        <v:f eqn="sum @10 21600 0"/>
-                      </v:formulas>
-                      <v:path o:extrusionok="f" gradientshapeok="t" o:connecttype="rect"/>
-                      <o:lock v:ext="edit" aspectratio="t"/>
-                    </v:shapetype>
-                    <v:shape id="Imagen 1" o:spid="_x0000_s1033" type="#_x0000_t75" style="position:absolute;width:55779;height:26847;visibility:visible;mso-wrap-style:square" o:gfxdata="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" strokeweight="1pt">
-                      <v:imagedata r:id="rId12" o:title=""/>
-                    </v:shape>
-                    <v:shapetype id="_x0000_t202" coordsize="21600,21600" o:spt="202" path="m,l,21600r21600,l21600,xe">
-                      <v:stroke joinstyle="miter"/>
-                      <v:path gradientshapeok="t" o:connecttype="rect"/>
-                    </v:shapetype>
-                    <v:shape id="Cuadro de texto 1" o:spid="_x0000_s1034" type="#_x0000_t202" style="position:absolute;top:26841;width:55778;height:3321;visibility:visible;mso-wrap-style:square;v-text-anchor:top" o:gfxdata="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" stroked="f">
-                      <v:textbox style="mso-fit-shape-to-text:t">
-                        <w:txbxContent>
-                          <w:p>
-                            <w:pPr>
-                              <w:rPr>
-                                <w:sz w:val="18"/>
-                                <w:szCs w:val="18"/>
-                              </w:rPr>
-                            </w:pPr>
-                            <w:hyperlink r:id="rId13" w:history="1">
-                              <w:r>
-                                <w:rPr>
-                                  <w:rStyle w:val="Hipervnculo"/>
-                                  <w:sz w:val="18"/>
-                                  <w:szCs w:val="18"/>
-                                </w:rPr>
-                                <w:t>Esta foto</w:t>
-                              </w:r>
-                            </w:hyperlink>
-                            <w:r>
-                              <w:rPr>
-                                <w:sz w:val="18"/>
-                                <w:szCs w:val="18"/>
-                              </w:rPr>
-                              <w:t xml:space="preserve"> de Autor desconocido está bajo licencia </w:t>
-                            </w:r>
-                            <w:hyperlink r:id="rId14" w:history="1">
-                              <w:r>
-                                <w:rPr>
-                                  <w:rStyle w:val="Hipervnculo"/>
-                                  <w:sz w:val="18"/>
-                                  <w:szCs w:val="18"/>
-                                </w:rPr>
-                                <w:t>CC BY-NC-ND</w:t>
-                              </w:r>
-                            </w:hyperlink>
-                          </w:p>
-                        </w:txbxContent>
-                      </v:textbox>
-                    </v:shape>
-                  </v:group>
-                </w:pict>
-              </mc:Fallback>
-            </mc:AlternateContent>
-          </w:r>
-          <w:r>
-            <w:rPr>
-              <w:rFonts w:eastAsiaTheme="minorEastAsia"/>
-              <w:caps/>
-              <w:color w:val="FFFFFF" w:themeColor="background1"/>
-              <w:lang w:eastAsia="es-ES"/>
-            </w:rPr>
-            <w:br w:type="page"/>
-          </w:r>
-        </w:p>
-        <w:p>
-          <w:pPr>
-            <w:pStyle w:val="Prrafodelista"/>
-            <w:numPr>
-              <w:ilvl w:val="0"/>
-              <w:numId w:val="4"/>
-            </w:numPr>
-            <w:rPr>
-              <w:lang w:eastAsia="es-ES"/>
-            </w:rPr>
-          </w:pPr>
-          <w:r>
-            <w:rPr>
-              <w:lang w:eastAsia="es-ES"/>
-            </w:rPr>
-            <w:lastRenderedPageBreak/>
             <w:drawing>
-              <wp:anchor distT="0" distB="0" distL="114300" distR="114300" simplePos="0" relativeHeight="251664384" behindDoc="1" locked="0" layoutInCell="1" allowOverlap="1" wp14:anchorId="4020A25D" wp14:editId="216D2409">
+              <wp:anchor distT="0" distB="0" distL="114300" distR="114300" simplePos="0" relativeHeight="251666432" behindDoc="0" locked="0" layoutInCell="1" allowOverlap="1" wp14:anchorId="274F88AA" wp14:editId="610BA5F9">
                 <wp:simplePos x="0" y="0"/>
                 <wp:positionH relativeFrom="column">
-                  <wp:posOffset>454025</wp:posOffset>
+                  <wp:posOffset>391160</wp:posOffset>
                 </wp:positionH>
                 <wp:positionV relativeFrom="paragraph">
-                  <wp:posOffset>246518</wp:posOffset>
+                  <wp:posOffset>3068624</wp:posOffset>
                 </wp:positionV>
-                <wp:extent cx="5459164" cy="4405023"/>
-                <wp:effectExtent l="0" t="0" r="8255" b="0"/>
-                <wp:wrapTight wrapText="bothSides">
-                  <wp:wrapPolygon edited="0">
-                    <wp:start x="0" y="0"/>
-                    <wp:lineTo x="0" y="21485"/>
-                    <wp:lineTo x="21557" y="21485"/>
-                    <wp:lineTo x="21557" y="0"/>
-                    <wp:lineTo x="0" y="0"/>
-                  </wp:wrapPolygon>
-                </wp:wrapTight>
-                <wp:docPr id="7" name="Imagen 7"/>
+                <wp:extent cx="5369560" cy="2684780"/>
+                <wp:effectExtent l="0" t="0" r="2540" b="1270"/>
+                <wp:wrapNone/>
+                <wp:docPr id="464" name="Imagen 1"/>
                 <wp:cNvGraphicFramePr>
                   <a:graphicFrameLocks xmlns:a="http://schemas.openxmlformats.org/drawingml/2006/main" noChangeAspect="1"/>
                 </wp:cNvGraphicFramePr>
@@ -985,109 +758,19 @@
                   <a:graphicData uri="http://schemas.openxmlformats.org/drawingml/2006/picture">
                     <pic:pic xmlns:pic="http://schemas.openxmlformats.org/drawingml/2006/picture">
                       <pic:nvPicPr>
-                        <pic:cNvPr id="1" name=""/>
-                        <pic:cNvPicPr/>
+                        <pic:cNvPr id="464" name="Imagen 1"/>
+                        <pic:cNvPicPr>
+                          <a:picLocks noChangeAspect="1"/>
+                        </pic:cNvPicPr>
                       </pic:nvPicPr>
-                      <pic:blipFill rotWithShape="1">
-                        <a:blip r:embed="rId15">
+                      <pic:blipFill>
+                        <a:blip r:embed="rId8" cstate="print">
                           <a:extLst>
                             <a:ext uri="{28A0092B-C50C-407E-A947-70E740481C1C}">
                               <a14:useLocalDpi xmlns:a14="http://schemas.microsoft.com/office/drawing/2010/main" val="0"/>
                             </a:ext>
-                          </a:extLst>
-                        </a:blip>
-                        <a:srcRect b="24941"/>
-                        <a:stretch/>
-                      </pic:blipFill>
-                      <pic:spPr bwMode="auto">
-                        <a:xfrm>
-                          <a:off x="0" y="0"/>
-                          <a:ext cx="5459164" cy="4405023"/>
-                        </a:xfrm>
-                        <a:prstGeom prst="rect">
-                          <a:avLst/>
-                        </a:prstGeom>
-                        <a:ln>
-                          <a:noFill/>
-                        </a:ln>
-                        <a:extLst>
-                          <a:ext uri="{53640926-AAD7-44D8-BBD7-CCE9431645EC}">
-                            <a14:shadowObscured xmlns:a14="http://schemas.microsoft.com/office/drawing/2010/main"/>
-                          </a:ext>
-                        </a:extLst>
-                      </pic:spPr>
-                    </pic:pic>
-                  </a:graphicData>
-                </a:graphic>
-              </wp:anchor>
-            </w:drawing>
-          </w:r>
-          <w:r>
-            <w:rPr>
-              <w:lang w:eastAsia="es-ES"/>
-            </w:rPr>
-            <w:t>Instalación</w:t>
-          </w:r>
-        </w:p>
-        <w:p>
-          <w:pPr>
-            <w:pStyle w:val="Prrafodelista"/>
-            <w:rPr>
-              <w:lang w:eastAsia="es-ES"/>
-            </w:rPr>
-          </w:pPr>
-        </w:p>
-        <w:p>
-          <w:pPr>
-            <w:pStyle w:val="Prrafodelista"/>
-            <w:numPr>
-              <w:ilvl w:val="0"/>
-              <w:numId w:val="4"/>
-            </w:numPr>
-            <w:rPr>
-              <w:lang w:eastAsia="es-ES"/>
-            </w:rPr>
-          </w:pPr>
-          <w:r>
-            <w:rPr>
-              <w:lang w:eastAsia="es-ES"/>
-            </w:rPr>
-            <w:drawing>
-              <wp:anchor distT="0" distB="0" distL="114300" distR="114300" simplePos="0" relativeHeight="251663360" behindDoc="1" locked="0" layoutInCell="1" allowOverlap="1" wp14:anchorId="23FEA614" wp14:editId="6B8F5EAD">
-                <wp:simplePos x="0" y="0"/>
-                <wp:positionH relativeFrom="column">
-                  <wp:posOffset>454025</wp:posOffset>
-                </wp:positionH>
-                <wp:positionV relativeFrom="paragraph">
-                  <wp:posOffset>295910</wp:posOffset>
-                </wp:positionV>
-                <wp:extent cx="5541010" cy="2202180"/>
-                <wp:effectExtent l="0" t="0" r="2540" b="7620"/>
-                <wp:wrapTight wrapText="bothSides">
-                  <wp:wrapPolygon edited="0">
-                    <wp:start x="0" y="0"/>
-                    <wp:lineTo x="0" y="21488"/>
-                    <wp:lineTo x="21536" y="21488"/>
-                    <wp:lineTo x="21536" y="0"/>
-                    <wp:lineTo x="0" y="0"/>
-                  </wp:wrapPolygon>
-                </wp:wrapTight>
-                <wp:docPr id="9" name="Imagen 9"/>
-                <wp:cNvGraphicFramePr>
-                  <a:graphicFrameLocks xmlns:a="http://schemas.openxmlformats.org/drawingml/2006/main" noChangeAspect="1"/>
-                </wp:cNvGraphicFramePr>
-                <a:graphic xmlns:a="http://schemas.openxmlformats.org/drawingml/2006/main">
-                  <a:graphicData uri="http://schemas.openxmlformats.org/drawingml/2006/picture">
-                    <pic:pic xmlns:pic="http://schemas.openxmlformats.org/drawingml/2006/picture">
-                      <pic:nvPicPr>
-                        <pic:cNvPr id="1" name=""/>
-                        <pic:cNvPicPr/>
-                      </pic:nvPicPr>
-                      <pic:blipFill>
-                        <a:blip r:embed="rId16">
-                          <a:extLst>
-                            <a:ext uri="{28A0092B-C50C-407E-A947-70E740481C1C}">
-                              <a14:useLocalDpi xmlns:a14="http://schemas.microsoft.com/office/drawing/2010/main" val="0"/>
+                            <a:ext uri="{837473B0-CC2E-450A-ABE3-18F120FF3D39}">
+                              <a1611:picAttrSrcUrl xmlns:a1611="http://schemas.microsoft.com/office/drawing/2016/11/main" r:id="rId9"/>
                             </a:ext>
                           </a:extLst>
                         </a:blip>
@@ -1098,7 +781,7 @@
                       <pic:spPr>
                         <a:xfrm>
                           <a:off x="0" y="0"/>
-                          <a:ext cx="5541010" cy="2202180"/>
+                          <a:ext cx="5369560" cy="2684780"/>
                         </a:xfrm>
                         <a:prstGeom prst="rect">
                           <a:avLst/>
@@ -1112,288 +795,945 @@
           </w:r>
           <w:r>
             <w:rPr>
-              <w:lang w:eastAsia="es-ES"/>
-            </w:rPr>
-            <w:t>Status</w:t>
-          </w:r>
-        </w:p>
-        <w:p>
-          <w:pPr>
-            <w:rPr>
-              <w:lang w:eastAsia="es-ES"/>
-            </w:rPr>
-          </w:pPr>
-          <w:r>
-            <w:rPr>
+              <w:rFonts w:eastAsiaTheme="minorEastAsia"/>
+              <w:caps/>
+              <w:color w:val="FFFFFF" w:themeColor="background1"/>
               <w:lang w:eastAsia="es-ES"/>
             </w:rPr>
             <w:br w:type="page"/>
           </w:r>
         </w:p>
-        <w:p>
-          <w:pPr>
-            <w:pStyle w:val="Prrafodelista"/>
-            <w:numPr>
-              <w:ilvl w:val="0"/>
-              <w:numId w:val="4"/>
-            </w:numPr>
-            <w:rPr>
-              <w:lang w:eastAsia="es-ES"/>
-            </w:rPr>
-          </w:pPr>
-          <w:r>
-            <w:rPr>
-              <w:lang w:eastAsia="es-ES"/>
-            </w:rPr>
-            <w:lastRenderedPageBreak/>
-            <w:drawing>
-              <wp:anchor distT="0" distB="0" distL="114300" distR="114300" simplePos="0" relativeHeight="251665408" behindDoc="1" locked="0" layoutInCell="1" allowOverlap="1" wp14:anchorId="67336E9A" wp14:editId="0AE6290D">
-                <wp:simplePos x="0" y="0"/>
-                <wp:positionH relativeFrom="column">
-                  <wp:posOffset>454025</wp:posOffset>
-                </wp:positionH>
-                <wp:positionV relativeFrom="page">
-                  <wp:posOffset>809966</wp:posOffset>
-                </wp:positionV>
-                <wp:extent cx="3506470" cy="4470400"/>
-                <wp:effectExtent l="0" t="0" r="0" b="6350"/>
-                <wp:wrapTight wrapText="bothSides">
-                  <wp:wrapPolygon edited="0">
-                    <wp:start x="0" y="0"/>
-                    <wp:lineTo x="0" y="21539"/>
-                    <wp:lineTo x="21475" y="21539"/>
-                    <wp:lineTo x="21475" y="0"/>
-                    <wp:lineTo x="0" y="0"/>
-                  </wp:wrapPolygon>
-                </wp:wrapTight>
-                <wp:docPr id="11" name="Imagen 11"/>
-                <wp:cNvGraphicFramePr>
-                  <a:graphicFrameLocks xmlns:a="http://schemas.openxmlformats.org/drawingml/2006/main" noChangeAspect="1"/>
-                </wp:cNvGraphicFramePr>
-                <a:graphic xmlns:a="http://schemas.openxmlformats.org/drawingml/2006/main">
-                  <a:graphicData uri="http://schemas.openxmlformats.org/drawingml/2006/picture">
-                    <pic:pic xmlns:pic="http://schemas.openxmlformats.org/drawingml/2006/picture">
-                      <pic:nvPicPr>
-                        <pic:cNvPr id="1" name=""/>
-                        <pic:cNvPicPr/>
-                      </pic:nvPicPr>
-                      <pic:blipFill rotWithShape="1">
-                        <a:blip r:embed="rId17">
-                          <a:extLst>
-                            <a:ext uri="{28A0092B-C50C-407E-A947-70E740481C1C}">
-                              <a14:useLocalDpi xmlns:a14="http://schemas.microsoft.com/office/drawing/2010/main" val="0"/>
-                            </a:ext>
-                          </a:extLst>
-                        </a:blip>
-                        <a:srcRect r="29764"/>
-                        <a:stretch/>
-                      </pic:blipFill>
-                      <pic:spPr bwMode="auto">
-                        <a:xfrm>
-                          <a:off x="0" y="0"/>
-                          <a:ext cx="3506470" cy="4470400"/>
-                        </a:xfrm>
-                        <a:prstGeom prst="rect">
-                          <a:avLst/>
-                        </a:prstGeom>
-                        <a:ln>
-                          <a:noFill/>
-                        </a:ln>
-                        <a:extLst>
-                          <a:ext uri="{53640926-AAD7-44D8-BBD7-CCE9431645EC}">
-                            <a14:shadowObscured xmlns:a14="http://schemas.microsoft.com/office/drawing/2010/main"/>
-                          </a:ext>
-                        </a:extLst>
-                      </pic:spPr>
-                    </pic:pic>
-                  </a:graphicData>
-                </a:graphic>
-                <wp14:sizeRelH relativeFrom="margin">
-                  <wp14:pctWidth>0</wp14:pctWidth>
-                </wp14:sizeRelH>
-                <wp14:sizeRelV relativeFrom="margin">
-                  <wp14:pctHeight>0</wp14:pctHeight>
-                </wp14:sizeRelV>
-              </wp:anchor>
-            </w:drawing>
-          </w:r>
-          <w:proofErr w:type="spellStart"/>
-          <w:r>
-            <w:rPr>
-              <w:lang w:eastAsia="es-ES"/>
-            </w:rPr>
-            <w:t>vsftpd.conf</w:t>
-          </w:r>
-          <w:proofErr w:type="spellEnd"/>
-        </w:p>
-        <w:p>
-          <w:pPr>
-            <w:pStyle w:val="Prrafodelista"/>
-            <w:numPr>
-              <w:ilvl w:val="0"/>
-              <w:numId w:val="4"/>
-            </w:numPr>
-            <w:rPr>
-              <w:lang w:eastAsia="es-ES"/>
-            </w:rPr>
-          </w:pPr>
-          <w:r>
-            <w:rPr>
-              <w:lang w:eastAsia="es-ES"/>
-            </w:rPr>
-            <w:drawing>
-              <wp:inline distT="0" distB="0" distL="0" distR="0" wp14:anchorId="41F2CF14" wp14:editId="1177846A">
-                <wp:extent cx="3912041" cy="491490"/>
-                <wp:effectExtent l="0" t="0" r="0" b="3810"/>
-                <wp:docPr id="17" name="Imagen 17"/>
-                <wp:cNvGraphicFramePr>
-                  <a:graphicFrameLocks xmlns:a="http://schemas.openxmlformats.org/drawingml/2006/main" noChangeAspect="1"/>
-                </wp:cNvGraphicFramePr>
-                <a:graphic xmlns:a="http://schemas.openxmlformats.org/drawingml/2006/main">
-                  <a:graphicData uri="http://schemas.openxmlformats.org/drawingml/2006/picture">
-                    <pic:pic xmlns:pic="http://schemas.openxmlformats.org/drawingml/2006/picture">
-                      <pic:nvPicPr>
-                        <pic:cNvPr id="1" name=""/>
-                        <pic:cNvPicPr/>
-                      </pic:nvPicPr>
-                      <pic:blipFill rotWithShape="1">
-                        <a:blip r:embed="rId18"/>
-                        <a:srcRect r="27555"/>
-                        <a:stretch/>
-                      </pic:blipFill>
-                      <pic:spPr bwMode="auto">
-                        <a:xfrm>
-                          <a:off x="0" y="0"/>
-                          <a:ext cx="3912041" cy="491490"/>
-                        </a:xfrm>
-                        <a:prstGeom prst="rect">
-                          <a:avLst/>
-                        </a:prstGeom>
-                        <a:ln>
-                          <a:noFill/>
-                        </a:ln>
-                        <a:extLst>
-                          <a:ext uri="{53640926-AAD7-44D8-BBD7-CCE9431645EC}">
-                            <a14:shadowObscured xmlns:a14="http://schemas.microsoft.com/office/drawing/2010/main"/>
-                          </a:ext>
-                        </a:extLst>
-                      </pic:spPr>
-                    </pic:pic>
-                  </a:graphicData>
-                </a:graphic>
-              </wp:inline>
-            </w:drawing>
-          </w:r>
-        </w:p>
-        <w:p>
-          <w:pPr>
-            <w:pStyle w:val="Prrafodelista"/>
-            <w:numPr>
-              <w:ilvl w:val="0"/>
-              <w:numId w:val="4"/>
-            </w:numPr>
-            <w:rPr>
-              <w:lang w:eastAsia="es-ES"/>
-            </w:rPr>
-          </w:pPr>
-          <w:r>
-            <w:rPr>
-              <w:lang w:eastAsia="es-ES"/>
-            </w:rPr>
-            <w:lastRenderedPageBreak/>
-            <w:drawing>
-              <wp:inline distT="0" distB="0" distL="0" distR="0" wp14:anchorId="6062A982" wp14:editId="4AD514AE">
-                <wp:extent cx="4910566" cy="3800723"/>
-                <wp:effectExtent l="0" t="0" r="4445" b="9525"/>
-                <wp:docPr id="3" name="Imagen 3"/>
-                <wp:cNvGraphicFramePr>
-                  <a:graphicFrameLocks xmlns:a="http://schemas.openxmlformats.org/drawingml/2006/main" noChangeAspect="1"/>
-                </wp:cNvGraphicFramePr>
-                <a:graphic xmlns:a="http://schemas.openxmlformats.org/drawingml/2006/main">
-                  <a:graphicData uri="http://schemas.openxmlformats.org/drawingml/2006/picture">
-                    <pic:pic xmlns:pic="http://schemas.openxmlformats.org/drawingml/2006/picture">
-                      <pic:nvPicPr>
-                        <pic:cNvPr id="1" name=""/>
-                        <pic:cNvPicPr/>
-                      </pic:nvPicPr>
-                      <pic:blipFill>
-                        <a:blip r:embed="rId19"/>
-                        <a:stretch>
-                          <a:fillRect/>
-                        </a:stretch>
-                      </pic:blipFill>
-                      <pic:spPr>
-                        <a:xfrm>
-                          <a:off x="0" y="0"/>
-                          <a:ext cx="4972086" cy="3848339"/>
-                        </a:xfrm>
-                        <a:prstGeom prst="rect">
-                          <a:avLst/>
-                        </a:prstGeom>
-                      </pic:spPr>
-                    </pic:pic>
-                  </a:graphicData>
-                </a:graphic>
-              </wp:inline>
-            </w:drawing>
-          </w:r>
-        </w:p>
-        <w:p>
-          <w:pPr>
-            <w:pStyle w:val="Prrafodelista"/>
-            <w:numPr>
-              <w:ilvl w:val="0"/>
-              <w:numId w:val="4"/>
-            </w:numPr>
-            <w:rPr>
-              <w:lang w:eastAsia="es-ES"/>
-            </w:rPr>
-          </w:pPr>
-          <w:r>
-            <w:rPr>
-              <w:lang w:eastAsia="es-ES"/>
-            </w:rPr>
-            <w:drawing>
-              <wp:inline distT="0" distB="0" distL="0" distR="0" wp14:anchorId="52CAD0C3" wp14:editId="23795357">
-                <wp:extent cx="5400040" cy="4944745"/>
-                <wp:effectExtent l="0" t="0" r="0" b="8255"/>
-                <wp:docPr id="4" name="Imagen 4"/>
-                <wp:cNvGraphicFramePr>
-                  <a:graphicFrameLocks xmlns:a="http://schemas.openxmlformats.org/drawingml/2006/main" noChangeAspect="1"/>
-                </wp:cNvGraphicFramePr>
-                <a:graphic xmlns:a="http://schemas.openxmlformats.org/drawingml/2006/main">
-                  <a:graphicData uri="http://schemas.openxmlformats.org/drawingml/2006/picture">
-                    <pic:pic xmlns:pic="http://schemas.openxmlformats.org/drawingml/2006/picture">
-                      <pic:nvPicPr>
-                        <pic:cNvPr id="1" name=""/>
-                        <pic:cNvPicPr/>
-                      </pic:nvPicPr>
-                      <pic:blipFill>
-                        <a:blip r:embed="rId20"/>
-                        <a:stretch>
-                          <a:fillRect/>
-                        </a:stretch>
-                      </pic:blipFill>
-                      <pic:spPr>
-                        <a:xfrm>
-                          <a:off x="0" y="0"/>
-                          <a:ext cx="5400040" cy="4944745"/>
-                        </a:xfrm>
-                        <a:prstGeom prst="rect">
-                          <a:avLst/>
-                        </a:prstGeom>
-                      </pic:spPr>
-                    </pic:pic>
-                  </a:graphicData>
-                </a:graphic>
-              </wp:inline>
-            </w:drawing>
-          </w:r>
-        </w:p>
-        <w:bookmarkStart w:id="0" w:name="_GoBack" w:displacedByCustomXml="next"/>
-        <w:bookmarkEnd w:id="0" w:displacedByCustomXml="next"/>
       </w:sdtContent>
     </w:sdt>
+    <w:p>
+      <w:pPr>
+        <w:pStyle w:val="Prrafodelista"/>
+        <w:numPr>
+          <w:ilvl w:val="0"/>
+          <w:numId w:val="5"/>
+        </w:numPr>
+        <w:ind w:left="284" w:hanging="284"/>
+        <w:rPr>
+          <w:noProof/>
+        </w:rPr>
+      </w:pPr>
+      <w:r>
+        <w:rPr>
+          <w:rFonts w:eastAsiaTheme="minorEastAsia"/>
+          <w:caps/>
+          <w:noProof/>
+          <w:color w:val="FFFFFF" w:themeColor="background1"/>
+          <w:lang w:eastAsia="es-ES"/>
+        </w:rPr>
+        <w:lastRenderedPageBreak/>
+        <w:drawing>
+          <wp:anchor distT="0" distB="0" distL="114300" distR="114300" simplePos="0" relativeHeight="251668480" behindDoc="1" locked="0" layoutInCell="1" allowOverlap="1" wp14:anchorId="172F7B86" wp14:editId="5999046B">
+            <wp:simplePos x="0" y="0"/>
+            <wp:positionH relativeFrom="column">
+              <wp:posOffset>179070</wp:posOffset>
+            </wp:positionH>
+            <wp:positionV relativeFrom="page">
+              <wp:posOffset>1098239</wp:posOffset>
+            </wp:positionV>
+            <wp:extent cx="5400040" cy="4766945"/>
+            <wp:effectExtent l="0" t="0" r="0" b="0"/>
+            <wp:wrapTight wrapText="bothSides">
+              <wp:wrapPolygon edited="0">
+                <wp:start x="0" y="0"/>
+                <wp:lineTo x="0" y="21494"/>
+                <wp:lineTo x="21488" y="21494"/>
+                <wp:lineTo x="21488" y="0"/>
+                <wp:lineTo x="0" y="0"/>
+              </wp:wrapPolygon>
+            </wp:wrapTight>
+            <wp:docPr id="12" name="Imagen 12"/>
+            <wp:cNvGraphicFramePr>
+              <a:graphicFrameLocks xmlns:a="http://schemas.openxmlformats.org/drawingml/2006/main" noChangeAspect="1"/>
+            </wp:cNvGraphicFramePr>
+            <a:graphic xmlns:a="http://schemas.openxmlformats.org/drawingml/2006/main">
+              <a:graphicData uri="http://schemas.openxmlformats.org/drawingml/2006/picture">
+                <pic:pic xmlns:pic="http://schemas.openxmlformats.org/drawingml/2006/picture">
+                  <pic:nvPicPr>
+                    <pic:cNvPr id="1" name=""/>
+                    <pic:cNvPicPr/>
+                  </pic:nvPicPr>
+                  <pic:blipFill>
+                    <a:blip r:embed="rId10">
+                      <a:extLst>
+                        <a:ext uri="{28A0092B-C50C-407E-A947-70E740481C1C}">
+                          <a14:useLocalDpi xmlns:a14="http://schemas.microsoft.com/office/drawing/2010/main" val="0"/>
+                        </a:ext>
+                      </a:extLst>
+                    </a:blip>
+                    <a:stretch>
+                      <a:fillRect/>
+                    </a:stretch>
+                  </pic:blipFill>
+                  <pic:spPr>
+                    <a:xfrm>
+                      <a:off x="0" y="0"/>
+                      <a:ext cx="5400040" cy="4766945"/>
+                    </a:xfrm>
+                    <a:prstGeom prst="rect">
+                      <a:avLst/>
+                    </a:prstGeom>
+                  </pic:spPr>
+                </pic:pic>
+              </a:graphicData>
+            </a:graphic>
+          </wp:anchor>
+        </w:drawing>
+      </w:r>
+      <w:r>
+        <w:rPr>
+          <w:noProof/>
+          <w:lang w:eastAsia="es-ES"/>
+        </w:rPr>
+        <w:drawing>
+          <wp:anchor distT="0" distB="0" distL="114300" distR="114300" simplePos="0" relativeHeight="251667456" behindDoc="1" locked="0" layoutInCell="1" allowOverlap="1" wp14:anchorId="178A8C58" wp14:editId="5E4B5450">
+            <wp:simplePos x="0" y="0"/>
+            <wp:positionH relativeFrom="column">
+              <wp:posOffset>179070</wp:posOffset>
+            </wp:positionH>
+            <wp:positionV relativeFrom="page">
+              <wp:posOffset>724535</wp:posOffset>
+            </wp:positionV>
+            <wp:extent cx="5400040" cy="323850"/>
+            <wp:effectExtent l="0" t="0" r="0" b="0"/>
+            <wp:wrapTight wrapText="bothSides">
+              <wp:wrapPolygon edited="0">
+                <wp:start x="0" y="0"/>
+                <wp:lineTo x="0" y="20329"/>
+                <wp:lineTo x="21488" y="20329"/>
+                <wp:lineTo x="21488" y="0"/>
+                <wp:lineTo x="0" y="0"/>
+              </wp:wrapPolygon>
+            </wp:wrapTight>
+            <wp:docPr id="1" name="Imagen 1"/>
+            <wp:cNvGraphicFramePr>
+              <a:graphicFrameLocks xmlns:a="http://schemas.openxmlformats.org/drawingml/2006/main" noChangeAspect="1"/>
+            </wp:cNvGraphicFramePr>
+            <a:graphic xmlns:a="http://schemas.openxmlformats.org/drawingml/2006/main">
+              <a:graphicData uri="http://schemas.openxmlformats.org/drawingml/2006/picture">
+                <pic:pic xmlns:pic="http://schemas.openxmlformats.org/drawingml/2006/picture">
+                  <pic:nvPicPr>
+                    <pic:cNvPr id="1" name=""/>
+                    <pic:cNvPicPr/>
+                  </pic:nvPicPr>
+                  <pic:blipFill>
+                    <a:blip r:embed="rId11">
+                      <a:extLst>
+                        <a:ext uri="{28A0092B-C50C-407E-A947-70E740481C1C}">
+                          <a14:useLocalDpi xmlns:a14="http://schemas.microsoft.com/office/drawing/2010/main" val="0"/>
+                        </a:ext>
+                      </a:extLst>
+                    </a:blip>
+                    <a:stretch>
+                      <a:fillRect/>
+                    </a:stretch>
+                  </pic:blipFill>
+                  <pic:spPr>
+                    <a:xfrm>
+                      <a:off x="0" y="0"/>
+                      <a:ext cx="5400040" cy="323850"/>
+                    </a:xfrm>
+                    <a:prstGeom prst="rect">
+                      <a:avLst/>
+                    </a:prstGeom>
+                  </pic:spPr>
+                </pic:pic>
+              </a:graphicData>
+            </a:graphic>
+            <wp14:sizeRelH relativeFrom="margin">
+              <wp14:pctWidth>0</wp14:pctWidth>
+            </wp14:sizeRelH>
+            <wp14:sizeRelV relativeFrom="margin">
+              <wp14:pctHeight>0</wp14:pctHeight>
+            </wp14:sizeRelV>
+          </wp:anchor>
+        </w:drawing>
+      </w:r>
+      <w:r>
+        <w:rPr>
+          <w:noProof/>
+        </w:rPr>
+        <w:t>Instalcion</w:t>
+      </w:r>
+      <w:r>
+        <w:rPr>
+          <w:noProof/>
+        </w:rPr>
+        <w:t xml:space="preserve"> con </w:t>
+      </w:r>
+      <w:r>
+        <w:rPr>
+          <w:rFonts w:ascii="Consolas" w:hAnsi="Consolas"/>
+          <w:noProof/>
+          <w:color w:val="E28394" w:themeColor="accent6"/>
+        </w:rPr>
+        <w:t>apt install vstfpd</w:t>
+      </w:r>
+    </w:p>
+    <w:p>
+      <w:pPr>
+        <w:pStyle w:val="Prrafodelista"/>
+        <w:numPr>
+          <w:ilvl w:val="0"/>
+          <w:numId w:val="5"/>
+        </w:numPr>
+        <w:ind w:left="284" w:hanging="284"/>
+        <w:rPr>
+          <w:noProof/>
+        </w:rPr>
+      </w:pPr>
+      <w:r>
+        <w:rPr>
+          <w:noProof/>
+        </w:rPr>
+        <w:t>H</w:t>
+      </w:r>
+      <w:r>
+        <w:rPr>
+          <w:noProof/>
+        </w:rPr>
+        <w:t xml:space="preserve">acer una copia del archivo de configuración original </w:t>
+      </w:r>
+    </w:p>
+    <w:p>
+      <w:pPr>
+        <w:pStyle w:val="Prrafodelista"/>
+        <w:ind w:left="284"/>
+        <w:rPr>
+          <w:noProof/>
+        </w:rPr>
+      </w:pPr>
+      <w:r>
+        <w:rPr>
+          <w:noProof/>
+        </w:rPr>
+        <w:drawing>
+          <wp:anchor distT="0" distB="0" distL="114300" distR="114300" simplePos="0" relativeHeight="251669504" behindDoc="1" locked="0" layoutInCell="1" allowOverlap="1" wp14:anchorId="49704504" wp14:editId="70399FD8">
+            <wp:simplePos x="0" y="0"/>
+            <wp:positionH relativeFrom="column">
+              <wp:posOffset>135890</wp:posOffset>
+            </wp:positionH>
+            <wp:positionV relativeFrom="paragraph">
+              <wp:posOffset>8302</wp:posOffset>
+            </wp:positionV>
+            <wp:extent cx="5400040" cy="184785"/>
+            <wp:effectExtent l="0" t="0" r="0" b="5715"/>
+            <wp:wrapNone/>
+            <wp:docPr id="13" name="Imagen 13"/>
+            <wp:cNvGraphicFramePr>
+              <a:graphicFrameLocks xmlns:a="http://schemas.openxmlformats.org/drawingml/2006/main" noChangeAspect="1"/>
+            </wp:cNvGraphicFramePr>
+            <a:graphic xmlns:a="http://schemas.openxmlformats.org/drawingml/2006/main">
+              <a:graphicData uri="http://schemas.openxmlformats.org/drawingml/2006/picture">
+                <pic:pic xmlns:pic="http://schemas.openxmlformats.org/drawingml/2006/picture">
+                  <pic:nvPicPr>
+                    <pic:cNvPr id="1" name=""/>
+                    <pic:cNvPicPr/>
+                  </pic:nvPicPr>
+                  <pic:blipFill>
+                    <a:blip r:embed="rId12">
+                      <a:extLst>
+                        <a:ext uri="{28A0092B-C50C-407E-A947-70E740481C1C}">
+                          <a14:useLocalDpi xmlns:a14="http://schemas.microsoft.com/office/drawing/2010/main" val="0"/>
+                        </a:ext>
+                      </a:extLst>
+                    </a:blip>
+                    <a:stretch>
+                      <a:fillRect/>
+                    </a:stretch>
+                  </pic:blipFill>
+                  <pic:spPr>
+                    <a:xfrm>
+                      <a:off x="0" y="0"/>
+                      <a:ext cx="5400040" cy="184785"/>
+                    </a:xfrm>
+                    <a:prstGeom prst="rect">
+                      <a:avLst/>
+                    </a:prstGeom>
+                  </pic:spPr>
+                </pic:pic>
+              </a:graphicData>
+            </a:graphic>
+            <wp14:sizeRelH relativeFrom="margin">
+              <wp14:pctWidth>0</wp14:pctWidth>
+            </wp14:sizeRelH>
+          </wp:anchor>
+        </w:drawing>
+      </w:r>
+    </w:p>
+    <w:p>
+      <w:pPr>
+        <w:pStyle w:val="Prrafodelista"/>
+        <w:numPr>
+          <w:ilvl w:val="0"/>
+          <w:numId w:val="5"/>
+        </w:numPr>
+        <w:ind w:left="284" w:hanging="284"/>
+        <w:rPr>
+          <w:noProof/>
+        </w:rPr>
+      </w:pPr>
+      <w:r>
+        <w:rPr>
+          <w:noProof/>
+        </w:rPr>
+        <w:drawing>
+          <wp:anchor distT="0" distB="0" distL="114300" distR="114300" simplePos="0" relativeHeight="251670528" behindDoc="1" locked="0" layoutInCell="1" allowOverlap="1" wp14:anchorId="3151E3B7" wp14:editId="21DE54F3">
+            <wp:simplePos x="0" y="0"/>
+            <wp:positionH relativeFrom="column">
+              <wp:posOffset>161818</wp:posOffset>
+            </wp:positionH>
+            <wp:positionV relativeFrom="page">
+              <wp:posOffset>6469596</wp:posOffset>
+            </wp:positionV>
+            <wp:extent cx="5477510" cy="233680"/>
+            <wp:effectExtent l="0" t="0" r="8890" b="0"/>
+            <wp:wrapTight wrapText="bothSides">
+              <wp:wrapPolygon edited="0">
+                <wp:start x="0" y="0"/>
+                <wp:lineTo x="0" y="19370"/>
+                <wp:lineTo x="21560" y="19370"/>
+                <wp:lineTo x="21560" y="0"/>
+                <wp:lineTo x="0" y="0"/>
+              </wp:wrapPolygon>
+            </wp:wrapTight>
+            <wp:docPr id="14" name="Imagen 14"/>
+            <wp:cNvGraphicFramePr>
+              <a:graphicFrameLocks xmlns:a="http://schemas.openxmlformats.org/drawingml/2006/main" noChangeAspect="1"/>
+            </wp:cNvGraphicFramePr>
+            <a:graphic xmlns:a="http://schemas.openxmlformats.org/drawingml/2006/main">
+              <a:graphicData uri="http://schemas.openxmlformats.org/drawingml/2006/picture">
+                <pic:pic xmlns:pic="http://schemas.openxmlformats.org/drawingml/2006/picture">
+                  <pic:nvPicPr>
+                    <pic:cNvPr id="1" name=""/>
+                    <pic:cNvPicPr/>
+                  </pic:nvPicPr>
+                  <pic:blipFill>
+                    <a:blip r:embed="rId13">
+                      <a:extLst>
+                        <a:ext uri="{28A0092B-C50C-407E-A947-70E740481C1C}">
+                          <a14:useLocalDpi xmlns:a14="http://schemas.microsoft.com/office/drawing/2010/main" val="0"/>
+                        </a:ext>
+                      </a:extLst>
+                    </a:blip>
+                    <a:stretch>
+                      <a:fillRect/>
+                    </a:stretch>
+                  </pic:blipFill>
+                  <pic:spPr>
+                    <a:xfrm>
+                      <a:off x="0" y="0"/>
+                      <a:ext cx="5477510" cy="233680"/>
+                    </a:xfrm>
+                    <a:prstGeom prst="rect">
+                      <a:avLst/>
+                    </a:prstGeom>
+                  </pic:spPr>
+                </pic:pic>
+              </a:graphicData>
+            </a:graphic>
+            <wp14:sizeRelH relativeFrom="margin">
+              <wp14:pctWidth>0</wp14:pctWidth>
+            </wp14:sizeRelH>
+            <wp14:sizeRelV relativeFrom="margin">
+              <wp14:pctHeight>0</wp14:pctHeight>
+            </wp14:sizeRelV>
+          </wp:anchor>
+        </w:drawing>
+      </w:r>
+      <w:r>
+        <w:rPr>
+          <w:noProof/>
+        </w:rPr>
+        <w:t>Activar</w:t>
+      </w:r>
+      <w:r>
+        <w:rPr>
+          <w:noProof/>
+        </w:rPr>
+        <w:t xml:space="preserve"> el sistema vsftpd</w:t>
+      </w:r>
+    </w:p>
+    <w:p>
+      <w:pPr>
+        <w:pStyle w:val="Prrafodelista"/>
+        <w:numPr>
+          <w:ilvl w:val="0"/>
+          <w:numId w:val="5"/>
+        </w:numPr>
+        <w:ind w:left="284" w:hanging="284"/>
+        <w:rPr>
+          <w:noProof/>
+        </w:rPr>
+      </w:pPr>
+      <w:r>
+        <w:rPr>
+          <w:noProof/>
+        </w:rPr>
+        <w:drawing>
+          <wp:anchor distT="0" distB="0" distL="114300" distR="114300" simplePos="0" relativeHeight="251671552" behindDoc="1" locked="0" layoutInCell="1" allowOverlap="1" wp14:anchorId="7AE738A6" wp14:editId="4B3C8DC0">
+            <wp:simplePos x="0" y="0"/>
+            <wp:positionH relativeFrom="column">
+              <wp:posOffset>179070</wp:posOffset>
+            </wp:positionH>
+            <wp:positionV relativeFrom="page">
+              <wp:posOffset>7261668</wp:posOffset>
+            </wp:positionV>
+            <wp:extent cx="5400040" cy="1433195"/>
+            <wp:effectExtent l="0" t="0" r="0" b="0"/>
+            <wp:wrapTight wrapText="bothSides">
+              <wp:wrapPolygon edited="0">
+                <wp:start x="0" y="0"/>
+                <wp:lineTo x="0" y="21246"/>
+                <wp:lineTo x="21488" y="21246"/>
+                <wp:lineTo x="21488" y="0"/>
+                <wp:lineTo x="0" y="0"/>
+              </wp:wrapPolygon>
+            </wp:wrapTight>
+            <wp:docPr id="18" name="Imagen 18"/>
+            <wp:cNvGraphicFramePr>
+              <a:graphicFrameLocks xmlns:a="http://schemas.openxmlformats.org/drawingml/2006/main" noChangeAspect="1"/>
+            </wp:cNvGraphicFramePr>
+            <a:graphic xmlns:a="http://schemas.openxmlformats.org/drawingml/2006/main">
+              <a:graphicData uri="http://schemas.openxmlformats.org/drawingml/2006/picture">
+                <pic:pic xmlns:pic="http://schemas.openxmlformats.org/drawingml/2006/picture">
+                  <pic:nvPicPr>
+                    <pic:cNvPr id="1" name=""/>
+                    <pic:cNvPicPr/>
+                  </pic:nvPicPr>
+                  <pic:blipFill>
+                    <a:blip r:embed="rId14">
+                      <a:extLst>
+                        <a:ext uri="{28A0092B-C50C-407E-A947-70E740481C1C}">
+                          <a14:useLocalDpi xmlns:a14="http://schemas.microsoft.com/office/drawing/2010/main" val="0"/>
+                        </a:ext>
+                      </a:extLst>
+                    </a:blip>
+                    <a:stretch>
+                      <a:fillRect/>
+                    </a:stretch>
+                  </pic:blipFill>
+                  <pic:spPr>
+                    <a:xfrm>
+                      <a:off x="0" y="0"/>
+                      <a:ext cx="5400040" cy="1433195"/>
+                    </a:xfrm>
+                    <a:prstGeom prst="rect">
+                      <a:avLst/>
+                    </a:prstGeom>
+                  </pic:spPr>
+                </pic:pic>
+              </a:graphicData>
+            </a:graphic>
+          </wp:anchor>
+        </w:drawing>
+      </w:r>
+      <w:r>
+        <w:rPr>
+          <w:noProof/>
+        </w:rPr>
+        <w:drawing>
+          <wp:anchor distT="0" distB="0" distL="114300" distR="114300" simplePos="0" relativeHeight="251672576" behindDoc="1" locked="0" layoutInCell="1" allowOverlap="1" wp14:anchorId="17A272B7" wp14:editId="09296870">
+            <wp:simplePos x="0" y="0"/>
+            <wp:positionH relativeFrom="column">
+              <wp:posOffset>161446</wp:posOffset>
+            </wp:positionH>
+            <wp:positionV relativeFrom="paragraph">
+              <wp:posOffset>520568</wp:posOffset>
+            </wp:positionV>
+            <wp:extent cx="5400040" cy="259080"/>
+            <wp:effectExtent l="0" t="0" r="0" b="7620"/>
+            <wp:wrapTight wrapText="bothSides">
+              <wp:wrapPolygon edited="0">
+                <wp:start x="0" y="0"/>
+                <wp:lineTo x="0" y="20647"/>
+                <wp:lineTo x="21488" y="20647"/>
+                <wp:lineTo x="21488" y="0"/>
+                <wp:lineTo x="0" y="0"/>
+              </wp:wrapPolygon>
+            </wp:wrapTight>
+            <wp:docPr id="16" name="Imagen 16"/>
+            <wp:cNvGraphicFramePr>
+              <a:graphicFrameLocks xmlns:a="http://schemas.openxmlformats.org/drawingml/2006/main" noChangeAspect="1"/>
+            </wp:cNvGraphicFramePr>
+            <a:graphic xmlns:a="http://schemas.openxmlformats.org/drawingml/2006/main">
+              <a:graphicData uri="http://schemas.openxmlformats.org/drawingml/2006/picture">
+                <pic:pic xmlns:pic="http://schemas.openxmlformats.org/drawingml/2006/picture">
+                  <pic:nvPicPr>
+                    <pic:cNvPr id="1" name=""/>
+                    <pic:cNvPicPr/>
+                  </pic:nvPicPr>
+                  <pic:blipFill>
+                    <a:blip r:embed="rId15">
+                      <a:extLst>
+                        <a:ext uri="{28A0092B-C50C-407E-A947-70E740481C1C}">
+                          <a14:useLocalDpi xmlns:a14="http://schemas.microsoft.com/office/drawing/2010/main" val="0"/>
+                        </a:ext>
+                      </a:extLst>
+                    </a:blip>
+                    <a:stretch>
+                      <a:fillRect/>
+                    </a:stretch>
+                  </pic:blipFill>
+                  <pic:spPr>
+                    <a:xfrm>
+                      <a:off x="0" y="0"/>
+                      <a:ext cx="5400040" cy="259080"/>
+                    </a:xfrm>
+                    <a:prstGeom prst="rect">
+                      <a:avLst/>
+                    </a:prstGeom>
+                  </pic:spPr>
+                </pic:pic>
+              </a:graphicData>
+            </a:graphic>
+          </wp:anchor>
+        </w:drawing>
+      </w:r>
+      <w:r>
+        <w:rPr>
+          <w:noProof/>
+        </w:rPr>
+        <w:t>Comprobar si está activo el sistema, se puede comrprobar a través del status</w:t>
+      </w:r>
+      <w:r>
+        <w:rPr>
+          <w:noProof/>
+        </w:rPr>
+        <w:t xml:space="preserve"> </w:t>
+      </w:r>
+    </w:p>
+    <w:p>
+      <w:pPr>
+        <w:pStyle w:val="Prrafodelista"/>
+        <w:numPr>
+          <w:ilvl w:val="0"/>
+          <w:numId w:val="5"/>
+        </w:numPr>
+        <w:ind w:left="284" w:hanging="284"/>
+        <w:rPr>
+          <w:noProof/>
+        </w:rPr>
+      </w:pPr>
+      <w:r>
+        <w:rPr>
+          <w:noProof/>
+        </w:rPr>
+        <w:drawing>
+          <wp:anchor distT="0" distB="0" distL="114300" distR="114300" simplePos="0" relativeHeight="251673600" behindDoc="1" locked="0" layoutInCell="1" allowOverlap="1" wp14:anchorId="376578C2" wp14:editId="2DD43869">
+            <wp:simplePos x="0" y="0"/>
+            <wp:positionH relativeFrom="column">
+              <wp:posOffset>179070</wp:posOffset>
+            </wp:positionH>
+            <wp:positionV relativeFrom="page">
+              <wp:posOffset>8876018</wp:posOffset>
+            </wp:positionV>
+            <wp:extent cx="5400040" cy="291465"/>
+            <wp:effectExtent l="0" t="0" r="0" b="0"/>
+            <wp:wrapTight wrapText="bothSides">
+              <wp:wrapPolygon edited="0">
+                <wp:start x="0" y="0"/>
+                <wp:lineTo x="0" y="19765"/>
+                <wp:lineTo x="21488" y="19765"/>
+                <wp:lineTo x="21488" y="0"/>
+                <wp:lineTo x="0" y="0"/>
+              </wp:wrapPolygon>
+            </wp:wrapTight>
+            <wp:docPr id="19" name="Imagen 19"/>
+            <wp:cNvGraphicFramePr>
+              <a:graphicFrameLocks xmlns:a="http://schemas.openxmlformats.org/drawingml/2006/main" noChangeAspect="1"/>
+            </wp:cNvGraphicFramePr>
+            <a:graphic xmlns:a="http://schemas.openxmlformats.org/drawingml/2006/main">
+              <a:graphicData uri="http://schemas.openxmlformats.org/drawingml/2006/picture">
+                <pic:pic xmlns:pic="http://schemas.openxmlformats.org/drawingml/2006/picture">
+                  <pic:nvPicPr>
+                    <pic:cNvPr id="1" name=""/>
+                    <pic:cNvPicPr/>
+                  </pic:nvPicPr>
+                  <pic:blipFill>
+                    <a:blip r:embed="rId16">
+                      <a:extLst>
+                        <a:ext uri="{28A0092B-C50C-407E-A947-70E740481C1C}">
+                          <a14:useLocalDpi xmlns:a14="http://schemas.microsoft.com/office/drawing/2010/main" val="0"/>
+                        </a:ext>
+                      </a:extLst>
+                    </a:blip>
+                    <a:stretch>
+                      <a:fillRect/>
+                    </a:stretch>
+                  </pic:blipFill>
+                  <pic:spPr>
+                    <a:xfrm>
+                      <a:off x="0" y="0"/>
+                      <a:ext cx="5400040" cy="291465"/>
+                    </a:xfrm>
+                    <a:prstGeom prst="rect">
+                      <a:avLst/>
+                    </a:prstGeom>
+                  </pic:spPr>
+                </pic:pic>
+              </a:graphicData>
+            </a:graphic>
+          </wp:anchor>
+        </w:drawing>
+      </w:r>
+      <w:r>
+        <w:rPr>
+          <w:noProof/>
+        </w:rPr>
+        <w:t>Activar el sistema vsftpd</w:t>
+      </w:r>
+    </w:p>
+    <w:p>
+      <w:pPr>
+        <w:rPr>
+          <w:noProof/>
+        </w:rPr>
+      </w:pPr>
+    </w:p>
+    <w:p>
+      <w:pPr>
+        <w:rPr>
+          <w:noProof/>
+        </w:rPr>
+      </w:pPr>
+    </w:p>
+    <w:p>
+      <w:pPr>
+        <w:pStyle w:val="Prrafodelista"/>
+        <w:numPr>
+          <w:ilvl w:val="0"/>
+          <w:numId w:val="5"/>
+        </w:numPr>
+        <w:ind w:left="284" w:hanging="284"/>
+        <w:rPr>
+          <w:noProof/>
+        </w:rPr>
+      </w:pPr>
+      <w:r>
+        <w:rPr>
+          <w:noProof/>
+        </w:rPr>
+        <w:lastRenderedPageBreak/>
+        <w:drawing>
+          <wp:anchor distT="0" distB="0" distL="114300" distR="114300" simplePos="0" relativeHeight="251674624" behindDoc="1" locked="0" layoutInCell="1" allowOverlap="1" wp14:anchorId="294F6C1B" wp14:editId="540FAE57">
+            <wp:simplePos x="0" y="0"/>
+            <wp:positionH relativeFrom="column">
+              <wp:posOffset>173990</wp:posOffset>
+            </wp:positionH>
+            <wp:positionV relativeFrom="paragraph">
+              <wp:posOffset>197485</wp:posOffset>
+            </wp:positionV>
+            <wp:extent cx="5400040" cy="1308735"/>
+            <wp:effectExtent l="0" t="0" r="0" b="5715"/>
+            <wp:wrapTight wrapText="bothSides">
+              <wp:wrapPolygon edited="0">
+                <wp:start x="0" y="0"/>
+                <wp:lineTo x="0" y="21380"/>
+                <wp:lineTo x="21488" y="21380"/>
+                <wp:lineTo x="21488" y="0"/>
+                <wp:lineTo x="0" y="0"/>
+              </wp:wrapPolygon>
+            </wp:wrapTight>
+            <wp:docPr id="23" name="Imagen 23"/>
+            <wp:cNvGraphicFramePr>
+              <a:graphicFrameLocks xmlns:a="http://schemas.openxmlformats.org/drawingml/2006/main" noChangeAspect="1"/>
+            </wp:cNvGraphicFramePr>
+            <a:graphic xmlns:a="http://schemas.openxmlformats.org/drawingml/2006/main">
+              <a:graphicData uri="http://schemas.openxmlformats.org/drawingml/2006/picture">
+                <pic:pic xmlns:pic="http://schemas.openxmlformats.org/drawingml/2006/picture">
+                  <pic:nvPicPr>
+                    <pic:cNvPr id="1" name=""/>
+                    <pic:cNvPicPr/>
+                  </pic:nvPicPr>
+                  <pic:blipFill>
+                    <a:blip r:embed="rId17">
+                      <a:extLst>
+                        <a:ext uri="{28A0092B-C50C-407E-A947-70E740481C1C}">
+                          <a14:useLocalDpi xmlns:a14="http://schemas.microsoft.com/office/drawing/2010/main" val="0"/>
+                        </a:ext>
+                      </a:extLst>
+                    </a:blip>
+                    <a:stretch>
+                      <a:fillRect/>
+                    </a:stretch>
+                  </pic:blipFill>
+                  <pic:spPr>
+                    <a:xfrm>
+                      <a:off x="0" y="0"/>
+                      <a:ext cx="5400040" cy="1308735"/>
+                    </a:xfrm>
+                    <a:prstGeom prst="rect">
+                      <a:avLst/>
+                    </a:prstGeom>
+                  </pic:spPr>
+                </pic:pic>
+              </a:graphicData>
+            </a:graphic>
+          </wp:anchor>
+        </w:drawing>
+      </w:r>
+      <w:r>
+        <w:rPr>
+          <w:noProof/>
+        </w:rPr>
+        <w:t>Crear usuario FTP</w:t>
+      </w:r>
+      <w:r>
+        <w:rPr>
+          <w:noProof/>
+        </w:rPr>
+        <w:t>, mostrar usuario, cambiar contraseña</w:t>
+      </w:r>
+      <w:r>
+        <w:rPr>
+          <w:noProof/>
+        </w:rPr>
+        <w:t xml:space="preserve"> </w:t>
+      </w:r>
+    </w:p>
+    <w:p>
+      <w:pPr>
+        <w:pStyle w:val="Prrafodelista"/>
+        <w:numPr>
+          <w:ilvl w:val="0"/>
+          <w:numId w:val="5"/>
+        </w:numPr>
+        <w:ind w:left="284" w:hanging="284"/>
+        <w:rPr>
+          <w:noProof/>
+        </w:rPr>
+      </w:pPr>
+      <w:r>
+        <w:rPr>
+          <w:noProof/>
+        </w:rPr>
+        <w:t>Para poder hacer que el FTP se restrinja a un directorio específico por motivos de seguridad. VSFTPD hace uso de jaulas chroot para poder lograr este proceso.</w:t>
+      </w:r>
+    </w:p>
+    <w:p>
+      <w:pPr>
+        <w:pStyle w:val="Prrafodelista"/>
+        <w:numPr>
+          <w:ilvl w:val="0"/>
+          <w:numId w:val="7"/>
+        </w:numPr>
+        <w:rPr>
+          <w:noProof/>
+        </w:rPr>
+      </w:pPr>
+      <w:r>
+        <w:rPr>
+          <w:noProof/>
+        </w:rPr>
+        <w:t xml:space="preserve">Creamos carpeta FTP dentro de la carpeta del usuario </w:t>
+      </w:r>
+      <w:r>
+        <w:rPr>
+          <w:noProof/>
+        </w:rPr>
+        <w:t xml:space="preserve">que hemos creado en este caso mi usuario se llama totoro cuya carpeta recibe el mismo nombre. </w:t>
+      </w:r>
+    </w:p>
+    <w:p>
+      <w:pPr>
+        <w:pStyle w:val="Prrafodelista"/>
+        <w:numPr>
+          <w:ilvl w:val="0"/>
+          <w:numId w:val="7"/>
+        </w:numPr>
+        <w:rPr>
+          <w:rFonts w:ascii="Consolas" w:hAnsi="Consolas"/>
+          <w:noProof/>
+        </w:rPr>
+      </w:pPr>
+      <w:r>
+        <w:rPr>
+          <w:noProof/>
+        </w:rPr>
+        <w:t xml:space="preserve">Se ectablece la propiedad a la propiedad de la carpeta FTP con </w:t>
+      </w:r>
+      <w:r>
+        <w:rPr>
+          <w:noProof/>
+        </w:rPr>
+        <w:br/>
+      </w:r>
+      <w:r>
+        <w:rPr>
+          <w:rFonts w:ascii="Consolas" w:hAnsi="Consolas"/>
+          <w:noProof/>
+        </w:rPr>
+        <w:t>sudo chown</w:t>
+      </w:r>
+      <w:r>
+        <w:rPr>
+          <w:rFonts w:ascii="Consolas" w:hAnsi="Consolas"/>
+          <w:color w:val="000000"/>
+          <w:sz w:val="21"/>
+          <w:szCs w:val="21"/>
+          <w:shd w:val="clear" w:color="auto" w:fill="FFFFFF"/>
+        </w:rPr>
+        <w:t xml:space="preserve"> </w:t>
+      </w:r>
+      <w:r>
+        <w:rPr>
+          <w:rFonts w:ascii="Consolas" w:hAnsi="Consolas"/>
+          <w:noProof/>
+        </w:rPr>
+        <w:t>nobody:nogroup /home/totoro/ftp</w:t>
+      </w:r>
+    </w:p>
+    <w:p>
+      <w:pPr>
+        <w:pStyle w:val="Prrafodelista"/>
+        <w:numPr>
+          <w:ilvl w:val="0"/>
+          <w:numId w:val="7"/>
+        </w:numPr>
+        <w:rPr>
+          <w:noProof/>
+        </w:rPr>
+      </w:pPr>
+      <w:r>
+        <w:rPr>
+          <w:noProof/>
+        </w:rPr>
+        <w:t>A continuación elimianremos los permisos de escritura de esta carpeta</w:t>
+      </w:r>
+    </w:p>
+    <w:p>
+      <w:pPr>
+        <w:pStyle w:val="Prrafodelista"/>
+        <w:numPr>
+          <w:ilvl w:val="0"/>
+          <w:numId w:val="7"/>
+        </w:numPr>
+        <w:rPr>
+          <w:noProof/>
+        </w:rPr>
+      </w:pPr>
+      <w:r>
+        <w:rPr>
+          <w:noProof/>
+        </w:rPr>
+        <w:t>Posteriormente creamos directorios en el que contienen archivos y se les asignará propiedades a dicha cuenta</w:t>
+      </w:r>
+    </w:p>
+    <w:p>
+      <w:pPr>
+        <w:pStyle w:val="Prrafodelista"/>
+        <w:numPr>
+          <w:ilvl w:val="0"/>
+          <w:numId w:val="7"/>
+        </w:numPr>
+        <w:rPr>
+          <w:noProof/>
+        </w:rPr>
+      </w:pPr>
+      <w:r>
+        <w:rPr>
+          <w:noProof/>
+        </w:rPr>
+        <w:drawing>
+          <wp:anchor distT="0" distB="0" distL="114300" distR="114300" simplePos="0" relativeHeight="251675648" behindDoc="1" locked="0" layoutInCell="1" allowOverlap="1" wp14:anchorId="32829370" wp14:editId="1861667F">
+            <wp:simplePos x="0" y="0"/>
+            <wp:positionH relativeFrom="column">
+              <wp:posOffset>155575</wp:posOffset>
+            </wp:positionH>
+            <wp:positionV relativeFrom="page">
+              <wp:posOffset>3891280</wp:posOffset>
+            </wp:positionV>
+            <wp:extent cx="5414645" cy="921385"/>
+            <wp:effectExtent l="0" t="0" r="0" b="0"/>
+            <wp:wrapTight wrapText="bothSides">
+              <wp:wrapPolygon edited="0">
+                <wp:start x="0" y="0"/>
+                <wp:lineTo x="0" y="20990"/>
+                <wp:lineTo x="21506" y="20990"/>
+                <wp:lineTo x="21506" y="0"/>
+                <wp:lineTo x="0" y="0"/>
+              </wp:wrapPolygon>
+            </wp:wrapTight>
+            <wp:docPr id="2" name="Imagen 2"/>
+            <wp:cNvGraphicFramePr>
+              <a:graphicFrameLocks xmlns:a="http://schemas.openxmlformats.org/drawingml/2006/main" noChangeAspect="1"/>
+            </wp:cNvGraphicFramePr>
+            <a:graphic xmlns:a="http://schemas.openxmlformats.org/drawingml/2006/main">
+              <a:graphicData uri="http://schemas.openxmlformats.org/drawingml/2006/picture">
+                <pic:pic xmlns:pic="http://schemas.openxmlformats.org/drawingml/2006/picture">
+                  <pic:nvPicPr>
+                    <pic:cNvPr id="1" name=""/>
+                    <pic:cNvPicPr/>
+                  </pic:nvPicPr>
+                  <pic:blipFill>
+                    <a:blip r:embed="rId18">
+                      <a:extLst>
+                        <a:ext uri="{28A0092B-C50C-407E-A947-70E740481C1C}">
+                          <a14:useLocalDpi xmlns:a14="http://schemas.microsoft.com/office/drawing/2010/main" val="0"/>
+                        </a:ext>
+                      </a:extLst>
+                    </a:blip>
+                    <a:stretch>
+                      <a:fillRect/>
+                    </a:stretch>
+                  </pic:blipFill>
+                  <pic:spPr>
+                    <a:xfrm>
+                      <a:off x="0" y="0"/>
+                      <a:ext cx="5414645" cy="921385"/>
+                    </a:xfrm>
+                    <a:prstGeom prst="rect">
+                      <a:avLst/>
+                    </a:prstGeom>
+                  </pic:spPr>
+                </pic:pic>
+              </a:graphicData>
+            </a:graphic>
+            <wp14:sizeRelH relativeFrom="margin">
+              <wp14:pctWidth>0</wp14:pctWidth>
+            </wp14:sizeRelH>
+            <wp14:sizeRelV relativeFrom="margin">
+              <wp14:pctHeight>0</wp14:pctHeight>
+            </wp14:sizeRelV>
+          </wp:anchor>
+        </w:drawing>
+      </w:r>
+      <w:r>
+        <w:rPr>
+          <w:noProof/>
+        </w:rPr>
+        <w:t xml:space="preserve">Después se creará un archivo para </w:t>
+      </w:r>
+      <w:r>
+        <w:rPr>
+          <w:noProof/>
+        </w:rPr>
+        <w:t>mostrar un ejemplo</w:t>
+      </w:r>
+      <w:bookmarkStart w:id="0" w:name="_GoBack"/>
+      <w:bookmarkEnd w:id="0"/>
+    </w:p>
+    <w:p>
+      <w:pPr>
+        <w:pStyle w:val="Prrafodelista"/>
+        <w:ind w:left="644"/>
+        <w:rPr>
+          <w:noProof/>
+        </w:rPr>
+      </w:pPr>
+    </w:p>
+    <w:p>
+      <w:pPr>
+        <w:rPr>
+          <w:noProof/>
+        </w:rPr>
+      </w:pPr>
+    </w:p>
     <w:sectPr>
       <w:pgSz w:w="11906" w:h="16838"/>
       <w:pgMar w:top="851" w:right="1701" w:bottom="1417" w:left="1701" w:header="708" w:footer="708" w:gutter="0"/>
@@ -1409,6 +1749,118 @@
 <file path=word/numbering.xml><?xml version="1.0" encoding="utf-8"?>
 <w:numbering xmlns:wpc="http://schemas.microsoft.com/office/word/2010/wordprocessingCanvas" xmlns:cx="http://schemas.microsoft.com/office/drawing/2014/chartex" xmlns:cx1="http://schemas.microsoft.com/office/drawing/2015/9/8/chartex" xmlns:cx2="http://schemas.microsoft.com/office/drawing/2015/10/21/chartex" xmlns:cx3="http://schemas.microsoft.com/office/drawing/2016/5/9/chartex" xmlns:cx4="http://schemas.microsoft.com/office/drawing/2016/5/10/chartex" xmlns:cx5="http://schemas.microsoft.com/office/drawing/2016/5/11/chartex" xmlns:cx6="http://schemas.microsoft.com/office/drawing/2016/5/12/chartex" xmlns:cx7="http://schemas.microsoft.com/office/drawing/2016/5/13/chartex" xmlns:cx8="http://schemas.microsoft.com/office/drawing/2016/5/14/chartex" xmlns:mc="http://schemas.openxmlformats.org/markup-compatibility/2006" xmlns:aink="http://schemas.microsoft.com/office/drawing/2016/ink" xmlns:am3d="http://schemas.microsoft.com/office/drawing/2017/model3d" xmlns:o="urn:schemas-microsoft-com:office:office" xmlns:r="http://schemas.openxmlformats.org/officeDocument/2006/relationships" xmlns:m="http://schemas.openxmlformats.org/officeDocument/2006/math" xmlns:v="urn:schemas-microsoft-com:vml" xmlns:wp14="http://schemas.microsoft.com/office/word/2010/wordprocessingDrawing" xmlns:wp="http://schemas.openxmlformats.org/drawingml/2006/wordprocessingDrawing" xmlns:w10="urn:schemas-microsoft-com:office:word" xmlns:w="http://schemas.openxmlformats.org/wordprocessingml/2006/main" xmlns:w14="http://schemas.microsoft.com/office/word/2010/wordml" xmlns:w15="http://schemas.microsoft.com/office/word/2012/wordml" xmlns:w16cid="http://schemas.microsoft.com/office/word/2016/wordml/cid" xmlns:w16se="http://schemas.microsoft.com/office/word/2015/wordml/symex" xmlns:wpg="http://schemas.microsoft.com/office/word/2010/wordprocessingGroup" xmlns:wpi="http://schemas.microsoft.com/office/word/2010/wordprocessingInk" xmlns:wne="http://schemas.microsoft.com/office/word/2006/wordml" xmlns:wps="http://schemas.microsoft.com/office/word/2010/wordprocessingShape" mc:Ignorable="w14 w15 w16se w16cid wp14">
   <w:abstractNum w:abstractNumId="0" w15:restartNumberingAfterBreak="0">
+    <w:nsid w:val="047D6FC2"/>
+    <w:multiLevelType w:val="hybridMultilevel"/>
+    <w:tmpl w:val="2C4CD104"/>
+    <w:lvl w:ilvl="0" w:tplc="93F477AA">
+      <w:numFmt w:val="bullet"/>
+      <w:lvlText w:val="-"/>
+      <w:lvlJc w:val="left"/>
+      <w:pPr>
+        <w:ind w:left="644" w:hanging="360"/>
+      </w:pPr>
+      <w:rPr>
+        <w:rFonts w:ascii="Garamond" w:eastAsiaTheme="minorHAnsi" w:hAnsi="Garamond" w:cstheme="minorBidi" w:hint="default"/>
+      </w:rPr>
+    </w:lvl>
+    <w:lvl w:ilvl="1" w:tplc="0C0A0003" w:tentative="1">
+      <w:start w:val="1"/>
+      <w:numFmt w:val="bullet"/>
+      <w:lvlText w:val="o"/>
+      <w:lvlJc w:val="left"/>
+      <w:pPr>
+        <w:ind w:left="1364" w:hanging="360"/>
+      </w:pPr>
+      <w:rPr>
+        <w:rFonts w:ascii="Courier New" w:hAnsi="Courier New" w:cs="Courier New" w:hint="default"/>
+      </w:rPr>
+    </w:lvl>
+    <w:lvl w:ilvl="2" w:tplc="0C0A0005" w:tentative="1">
+      <w:start w:val="1"/>
+      <w:numFmt w:val="bullet"/>
+      <w:lvlText w:val=""/>
+      <w:lvlJc w:val="left"/>
+      <w:pPr>
+        <w:ind w:left="2084" w:hanging="360"/>
+      </w:pPr>
+      <w:rPr>
+        <w:rFonts w:ascii="Wingdings" w:hAnsi="Wingdings" w:hint="default"/>
+      </w:rPr>
+    </w:lvl>
+    <w:lvl w:ilvl="3" w:tplc="0C0A0001" w:tentative="1">
+      <w:start w:val="1"/>
+      <w:numFmt w:val="bullet"/>
+      <w:lvlText w:val=""/>
+      <w:lvlJc w:val="left"/>
+      <w:pPr>
+        <w:ind w:left="2804" w:hanging="360"/>
+      </w:pPr>
+      <w:rPr>
+        <w:rFonts w:ascii="Symbol" w:hAnsi="Symbol" w:hint="default"/>
+      </w:rPr>
+    </w:lvl>
+    <w:lvl w:ilvl="4" w:tplc="0C0A0003" w:tentative="1">
+      <w:start w:val="1"/>
+      <w:numFmt w:val="bullet"/>
+      <w:lvlText w:val="o"/>
+      <w:lvlJc w:val="left"/>
+      <w:pPr>
+        <w:ind w:left="3524" w:hanging="360"/>
+      </w:pPr>
+      <w:rPr>
+        <w:rFonts w:ascii="Courier New" w:hAnsi="Courier New" w:cs="Courier New" w:hint="default"/>
+      </w:rPr>
+    </w:lvl>
+    <w:lvl w:ilvl="5" w:tplc="0C0A0005" w:tentative="1">
+      <w:start w:val="1"/>
+      <w:numFmt w:val="bullet"/>
+      <w:lvlText w:val=""/>
+      <w:lvlJc w:val="left"/>
+      <w:pPr>
+        <w:ind w:left="4244" w:hanging="360"/>
+      </w:pPr>
+      <w:rPr>
+        <w:rFonts w:ascii="Wingdings" w:hAnsi="Wingdings" w:hint="default"/>
+      </w:rPr>
+    </w:lvl>
+    <w:lvl w:ilvl="6" w:tplc="0C0A0001" w:tentative="1">
+      <w:start w:val="1"/>
+      <w:numFmt w:val="bullet"/>
+      <w:lvlText w:val=""/>
+      <w:lvlJc w:val="left"/>
+      <w:pPr>
+        <w:ind w:left="4964" w:hanging="360"/>
+      </w:pPr>
+      <w:rPr>
+        <w:rFonts w:ascii="Symbol" w:hAnsi="Symbol" w:hint="default"/>
+      </w:rPr>
+    </w:lvl>
+    <w:lvl w:ilvl="7" w:tplc="0C0A0003" w:tentative="1">
+      <w:start w:val="1"/>
+      <w:numFmt w:val="bullet"/>
+      <w:lvlText w:val="o"/>
+      <w:lvlJc w:val="left"/>
+      <w:pPr>
+        <w:ind w:left="5684" w:hanging="360"/>
+      </w:pPr>
+      <w:rPr>
+        <w:rFonts w:ascii="Courier New" w:hAnsi="Courier New" w:cs="Courier New" w:hint="default"/>
+      </w:rPr>
+    </w:lvl>
+    <w:lvl w:ilvl="8" w:tplc="0C0A0005" w:tentative="1">
+      <w:start w:val="1"/>
+      <w:numFmt w:val="bullet"/>
+      <w:lvlText w:val=""/>
+      <w:lvlJc w:val="left"/>
+      <w:pPr>
+        <w:ind w:left="6404" w:hanging="360"/>
+      </w:pPr>
+      <w:rPr>
+        <w:rFonts w:ascii="Wingdings" w:hAnsi="Wingdings" w:hint="default"/>
+      </w:rPr>
+    </w:lvl>
+  </w:abstractNum>
+  <w:abstractNum w:abstractNumId="1" w15:restartNumberingAfterBreak="0">
     <w:nsid w:val="31763FA4"/>
     <w:multiLevelType w:val="multilevel"/>
     <w:tmpl w:val="4C4EB73C"/>
@@ -1521,7 +1973,7 @@
       </w:rPr>
     </w:lvl>
   </w:abstractNum>
-  <w:abstractNum w:abstractNumId="1" w15:restartNumberingAfterBreak="0">
+  <w:abstractNum w:abstractNumId="2" w15:restartNumberingAfterBreak="0">
     <w:nsid w:val="349212B3"/>
     <w:multiLevelType w:val="multilevel"/>
     <w:tmpl w:val="4C4EB73C"/>
@@ -1634,7 +2086,119 @@
       </w:rPr>
     </w:lvl>
   </w:abstractNum>
-  <w:abstractNum w:abstractNumId="2" w15:restartNumberingAfterBreak="0">
+  <w:abstractNum w:abstractNumId="3" w15:restartNumberingAfterBreak="0">
+    <w:nsid w:val="3A534B16"/>
+    <w:multiLevelType w:val="hybridMultilevel"/>
+    <w:tmpl w:val="076AAD32"/>
+    <w:lvl w:ilvl="0" w:tplc="B9E29F18">
+      <w:numFmt w:val="bullet"/>
+      <w:lvlText w:val="-"/>
+      <w:lvlJc w:val="left"/>
+      <w:pPr>
+        <w:ind w:left="644" w:hanging="360"/>
+      </w:pPr>
+      <w:rPr>
+        <w:rFonts w:ascii="Garamond" w:eastAsiaTheme="minorHAnsi" w:hAnsi="Garamond" w:cstheme="minorBidi" w:hint="default"/>
+      </w:rPr>
+    </w:lvl>
+    <w:lvl w:ilvl="1" w:tplc="0C0A0003" w:tentative="1">
+      <w:start w:val="1"/>
+      <w:numFmt w:val="bullet"/>
+      <w:lvlText w:val="o"/>
+      <w:lvlJc w:val="left"/>
+      <w:pPr>
+        <w:ind w:left="1364" w:hanging="360"/>
+      </w:pPr>
+      <w:rPr>
+        <w:rFonts w:ascii="Courier New" w:hAnsi="Courier New" w:cs="Courier New" w:hint="default"/>
+      </w:rPr>
+    </w:lvl>
+    <w:lvl w:ilvl="2" w:tplc="0C0A0005" w:tentative="1">
+      <w:start w:val="1"/>
+      <w:numFmt w:val="bullet"/>
+      <w:lvlText w:val=""/>
+      <w:lvlJc w:val="left"/>
+      <w:pPr>
+        <w:ind w:left="2084" w:hanging="360"/>
+      </w:pPr>
+      <w:rPr>
+        <w:rFonts w:ascii="Wingdings" w:hAnsi="Wingdings" w:hint="default"/>
+      </w:rPr>
+    </w:lvl>
+    <w:lvl w:ilvl="3" w:tplc="0C0A0001" w:tentative="1">
+      <w:start w:val="1"/>
+      <w:numFmt w:val="bullet"/>
+      <w:lvlText w:val=""/>
+      <w:lvlJc w:val="left"/>
+      <w:pPr>
+        <w:ind w:left="2804" w:hanging="360"/>
+      </w:pPr>
+      <w:rPr>
+        <w:rFonts w:ascii="Symbol" w:hAnsi="Symbol" w:hint="default"/>
+      </w:rPr>
+    </w:lvl>
+    <w:lvl w:ilvl="4" w:tplc="0C0A0003" w:tentative="1">
+      <w:start w:val="1"/>
+      <w:numFmt w:val="bullet"/>
+      <w:lvlText w:val="o"/>
+      <w:lvlJc w:val="left"/>
+      <w:pPr>
+        <w:ind w:left="3524" w:hanging="360"/>
+      </w:pPr>
+      <w:rPr>
+        <w:rFonts w:ascii="Courier New" w:hAnsi="Courier New" w:cs="Courier New" w:hint="default"/>
+      </w:rPr>
+    </w:lvl>
+    <w:lvl w:ilvl="5" w:tplc="0C0A0005" w:tentative="1">
+      <w:start w:val="1"/>
+      <w:numFmt w:val="bullet"/>
+      <w:lvlText w:val=""/>
+      <w:lvlJc w:val="left"/>
+      <w:pPr>
+        <w:ind w:left="4244" w:hanging="360"/>
+      </w:pPr>
+      <w:rPr>
+        <w:rFonts w:ascii="Wingdings" w:hAnsi="Wingdings" w:hint="default"/>
+      </w:rPr>
+    </w:lvl>
+    <w:lvl w:ilvl="6" w:tplc="0C0A0001" w:tentative="1">
+      <w:start w:val="1"/>
+      <w:numFmt w:val="bullet"/>
+      <w:lvlText w:val=""/>
+      <w:lvlJc w:val="left"/>
+      <w:pPr>
+        <w:ind w:left="4964" w:hanging="360"/>
+      </w:pPr>
+      <w:rPr>
+        <w:rFonts w:ascii="Symbol" w:hAnsi="Symbol" w:hint="default"/>
+      </w:rPr>
+    </w:lvl>
+    <w:lvl w:ilvl="7" w:tplc="0C0A0003" w:tentative="1">
+      <w:start w:val="1"/>
+      <w:numFmt w:val="bullet"/>
+      <w:lvlText w:val="o"/>
+      <w:lvlJc w:val="left"/>
+      <w:pPr>
+        <w:ind w:left="5684" w:hanging="360"/>
+      </w:pPr>
+      <w:rPr>
+        <w:rFonts w:ascii="Courier New" w:hAnsi="Courier New" w:cs="Courier New" w:hint="default"/>
+      </w:rPr>
+    </w:lvl>
+    <w:lvl w:ilvl="8" w:tplc="0C0A0005" w:tentative="1">
+      <w:start w:val="1"/>
+      <w:numFmt w:val="bullet"/>
+      <w:lvlText w:val=""/>
+      <w:lvlJc w:val="left"/>
+      <w:pPr>
+        <w:ind w:left="6404" w:hanging="360"/>
+      </w:pPr>
+      <w:rPr>
+        <w:rFonts w:ascii="Wingdings" w:hAnsi="Wingdings" w:hint="default"/>
+      </w:rPr>
+    </w:lvl>
+  </w:abstractNum>
+  <w:abstractNum w:abstractNumId="4" w15:restartNumberingAfterBreak="0">
     <w:nsid w:val="54A57EA4"/>
     <w:multiLevelType w:val="hybridMultilevel"/>
     <w:tmpl w:val="5366D6E8"/>
@@ -1723,7 +2287,7 @@
       </w:pPr>
     </w:lvl>
   </w:abstractNum>
-  <w:abstractNum w:abstractNumId="3" w15:restartNumberingAfterBreak="0">
+  <w:abstractNum w:abstractNumId="5" w15:restartNumberingAfterBreak="0">
     <w:nsid w:val="56454BD9"/>
     <w:multiLevelType w:val="hybridMultilevel"/>
     <w:tmpl w:val="33DA9AAA"/>
@@ -1812,17 +2376,115 @@
       </w:pPr>
     </w:lvl>
   </w:abstractNum>
+  <w:abstractNum w:abstractNumId="6" w15:restartNumberingAfterBreak="0">
+    <w:nsid w:val="58AE4FFE"/>
+    <w:multiLevelType w:val="hybridMultilevel"/>
+    <w:tmpl w:val="D0AE2962"/>
+    <w:lvl w:ilvl="0" w:tplc="0C0A000F">
+      <w:start w:val="1"/>
+      <w:numFmt w:val="decimal"/>
+      <w:lvlText w:val="%1."/>
+      <w:lvlJc w:val="left"/>
+      <w:pPr>
+        <w:ind w:left="720" w:hanging="360"/>
+      </w:pPr>
+      <w:rPr>
+        <w:rFonts w:hint="default"/>
+      </w:rPr>
+    </w:lvl>
+    <w:lvl w:ilvl="1" w:tplc="0C0A0019">
+      <w:start w:val="1"/>
+      <w:numFmt w:val="lowerLetter"/>
+      <w:lvlText w:val="%2."/>
+      <w:lvlJc w:val="left"/>
+      <w:pPr>
+        <w:ind w:left="1440" w:hanging="360"/>
+      </w:pPr>
+    </w:lvl>
+    <w:lvl w:ilvl="2" w:tplc="0C0A001B" w:tentative="1">
+      <w:start w:val="1"/>
+      <w:numFmt w:val="lowerRoman"/>
+      <w:lvlText w:val="%3."/>
+      <w:lvlJc w:val="right"/>
+      <w:pPr>
+        <w:ind w:left="2160" w:hanging="180"/>
+      </w:pPr>
+    </w:lvl>
+    <w:lvl w:ilvl="3" w:tplc="0C0A000F" w:tentative="1">
+      <w:start w:val="1"/>
+      <w:numFmt w:val="decimal"/>
+      <w:lvlText w:val="%4."/>
+      <w:lvlJc w:val="left"/>
+      <w:pPr>
+        <w:ind w:left="2880" w:hanging="360"/>
+      </w:pPr>
+    </w:lvl>
+    <w:lvl w:ilvl="4" w:tplc="0C0A0019" w:tentative="1">
+      <w:start w:val="1"/>
+      <w:numFmt w:val="lowerLetter"/>
+      <w:lvlText w:val="%5."/>
+      <w:lvlJc w:val="left"/>
+      <w:pPr>
+        <w:ind w:left="3600" w:hanging="360"/>
+      </w:pPr>
+    </w:lvl>
+    <w:lvl w:ilvl="5" w:tplc="0C0A001B" w:tentative="1">
+      <w:start w:val="1"/>
+      <w:numFmt w:val="lowerRoman"/>
+      <w:lvlText w:val="%6."/>
+      <w:lvlJc w:val="right"/>
+      <w:pPr>
+        <w:ind w:left="4320" w:hanging="180"/>
+      </w:pPr>
+    </w:lvl>
+    <w:lvl w:ilvl="6" w:tplc="0C0A000F" w:tentative="1">
+      <w:start w:val="1"/>
+      <w:numFmt w:val="decimal"/>
+      <w:lvlText w:val="%7."/>
+      <w:lvlJc w:val="left"/>
+      <w:pPr>
+        <w:ind w:left="5040" w:hanging="360"/>
+      </w:pPr>
+    </w:lvl>
+    <w:lvl w:ilvl="7" w:tplc="0C0A0019" w:tentative="1">
+      <w:start w:val="1"/>
+      <w:numFmt w:val="lowerLetter"/>
+      <w:lvlText w:val="%8."/>
+      <w:lvlJc w:val="left"/>
+      <w:pPr>
+        <w:ind w:left="5760" w:hanging="360"/>
+      </w:pPr>
+    </w:lvl>
+    <w:lvl w:ilvl="8" w:tplc="0C0A001B" w:tentative="1">
+      <w:start w:val="1"/>
+      <w:numFmt w:val="lowerRoman"/>
+      <w:lvlText w:val="%9."/>
+      <w:lvlJc w:val="right"/>
+      <w:pPr>
+        <w:ind w:left="6480" w:hanging="180"/>
+      </w:pPr>
+    </w:lvl>
+  </w:abstractNum>
   <w:num w:numId="1">
-    <w:abstractNumId w:val="3"/>
+    <w:abstractNumId w:val="5"/>
   </w:num>
   <w:num w:numId="2">
+    <w:abstractNumId w:val="1"/>
+  </w:num>
+  <w:num w:numId="3">
+    <w:abstractNumId w:val="2"/>
+  </w:num>
+  <w:num w:numId="4">
+    <w:abstractNumId w:val="4"/>
+  </w:num>
+  <w:num w:numId="5">
+    <w:abstractNumId w:val="6"/>
+  </w:num>
+  <w:num w:numId="6">
     <w:abstractNumId w:val="0"/>
   </w:num>
-  <w:num w:numId="3">
-    <w:abstractNumId w:val="1"/>
-  </w:num>
-  <w:num w:numId="4">
-    <w:abstractNumId w:val="2"/>
+  <w:num w:numId="7">
+    <w:abstractNumId w:val="3"/>
   </w:num>
 </w:numbering>
 </file>
@@ -2228,6 +2890,7 @@
   <w:style w:type="character" w:default="1" w:styleId="Fuentedeprrafopredeter">
     <w:name w:val="Default Paragraph Font"/>
     <w:uiPriority w:val="1"/>
+    <w:semiHidden/>
     <w:unhideWhenUsed/>
   </w:style>
   <w:style w:type="table" w:default="1" w:styleId="Tablanormal">
@@ -2283,7 +2946,7 @@
     <w:unhideWhenUsed/>
     <w:rsid w:val="00F37A29"/>
     <w:rPr>
-      <w:color w:val="A8BF4D" w:themeColor="hyperlink"/>
+      <w:color w:val="77A2BB" w:themeColor="hyperlink"/>
       <w:u w:val="single"/>
     </w:rPr>
   </w:style>
@@ -2314,9 +2977,9 @@
 </file>
 
 <file path=word/theme/theme1.xml><?xml version="1.0" encoding="utf-8"?>
-<a:theme xmlns:a="http://schemas.openxmlformats.org/drawingml/2006/main" name="Orgánico">
+<a:theme xmlns:a="http://schemas.openxmlformats.org/drawingml/2006/main" name="Recorte">
   <a:themeElements>
-    <a:clrScheme name="Orgánico">
+    <a:clrScheme name="Recorte">
       <a:dk1>
         <a:sysClr val="windowText" lastClr="000000"/>
       </a:dk1>
@@ -2324,48 +2987,48 @@
         <a:sysClr val="window" lastClr="FFFFFF"/>
       </a:lt1>
       <a:dk2>
-        <a:srgbClr val="212121"/>
+        <a:srgbClr val="191B0E"/>
       </a:dk2>
       <a:lt2>
-        <a:srgbClr val="DADADA"/>
+        <a:srgbClr val="EFEDE3"/>
       </a:lt2>
       <a:accent1>
-        <a:srgbClr val="83992A"/>
+        <a:srgbClr val="8C8D86"/>
       </a:accent1>
       <a:accent2>
-        <a:srgbClr val="3C9770"/>
+        <a:srgbClr val="E6C069"/>
       </a:accent2>
       <a:accent3>
-        <a:srgbClr val="44709D"/>
+        <a:srgbClr val="897B61"/>
       </a:accent3>
       <a:accent4>
-        <a:srgbClr val="A23C33"/>
+        <a:srgbClr val="8DAB8E"/>
       </a:accent4>
       <a:accent5>
-        <a:srgbClr val="D97828"/>
+        <a:srgbClr val="77A2BB"/>
       </a:accent5>
       <a:accent6>
-        <a:srgbClr val="DEB340"/>
+        <a:srgbClr val="E28394"/>
       </a:accent6>
       <a:hlink>
-        <a:srgbClr val="A8BF4D"/>
+        <a:srgbClr val="77A2BB"/>
       </a:hlink>
       <a:folHlink>
-        <a:srgbClr val="B4CA80"/>
+        <a:srgbClr val="957A99"/>
       </a:folHlink>
     </a:clrScheme>
-    <a:fontScheme name="Orgánico">
+    <a:fontScheme name="Recorte">
       <a:majorFont>
-        <a:latin typeface="Garamond" panose="02020404030301010803"/>
+        <a:latin typeface="Franklin Gothic Book" panose="020B0503020102020204"/>
         <a:ea typeface=""/>
         <a:cs typeface=""/>
-        <a:font script="Jpan" typeface="ＭＳ Ｐゴシック"/>
+        <a:font script="Jpan" typeface="メイリオ"/>
         <a:font script="Hang" typeface="돋움"/>
-        <a:font script="Hans" typeface="方正舒体"/>
+        <a:font script="Hans" typeface="华文楷体"/>
         <a:font script="Hant" typeface="微軟正黑體"/>
-        <a:font script="Arab" typeface="Arial"/>
-        <a:font script="Hebr" typeface="Arial"/>
-        <a:font script="Thai" typeface="Cordia New"/>
+        <a:font script="Arab" typeface="Tahoma"/>
+        <a:font script="Hebr" typeface="Aharoni"/>
+        <a:font script="Thai" typeface="LilyUPC"/>
         <a:font script="Ethi" typeface="Nyala"/>
         <a:font script="Beng" typeface="Vrinda"/>
         <a:font script="Gujr" typeface="Shruti"/>
@@ -2386,25 +3049,25 @@
         <a:font script="Laoo" typeface="DokChampa"/>
         <a:font script="Sinh" typeface="Iskoola Pota"/>
         <a:font script="Mong" typeface="Mongolian Baiti"/>
-        <a:font script="Viet" typeface="Arial"/>
+        <a:font script="Viet" typeface="Tahoma"/>
         <a:font script="Uigh" typeface="Microsoft Uighur"/>
         <a:font script="Geor" typeface="Sylfaen"/>
       </a:majorFont>
       <a:minorFont>
-        <a:latin typeface="Garamond" panose="02020404030301010803"/>
+        <a:latin typeface="Franklin Gothic Book" panose="020B0503020102020204"/>
         <a:ea typeface=""/>
         <a:cs typeface=""/>
-        <a:font script="Jpan" typeface="ＭＳ Ｐ明朝"/>
-        <a:font script="Hang" typeface="바탕"/>
-        <a:font script="Hans" typeface="方正舒体"/>
-        <a:font script="Hant" typeface="新細明體"/>
-        <a:font script="Arab" typeface="Times New Roman"/>
-        <a:font script="Hebr" typeface="Times New Roman"/>
-        <a:font script="Thai" typeface="Angsana New"/>
+        <a:font script="Jpan" typeface="メイリオ"/>
+        <a:font script="Hang" typeface="돋움"/>
+        <a:font script="Hans" typeface="华文楷体"/>
+        <a:font script="Hant" typeface="微軟正黑體"/>
+        <a:font script="Arab" typeface="Tahoma"/>
+        <a:font script="Hebr" typeface="Aharoni"/>
+        <a:font script="Thai" typeface="LilyUPC"/>
         <a:font script="Ethi" typeface="Nyala"/>
         <a:font script="Beng" typeface="Vrinda"/>
         <a:font script="Gujr" typeface="Shruti"/>
-        <a:font script="Khmr" typeface="MoolBoran"/>
+        <a:font script="Khmr" typeface="DaunPenh"/>
         <a:font script="Knda" typeface="Tunga"/>
         <a:font script="Guru" typeface="Raavi"/>
         <a:font script="Cans" typeface="Euphemia"/>
@@ -2421,12 +3084,12 @@
         <a:font script="Laoo" typeface="DokChampa"/>
         <a:font script="Sinh" typeface="Iskoola Pota"/>
         <a:font script="Mong" typeface="Mongolian Baiti"/>
-        <a:font script="Viet" typeface="Times New Roman"/>
+        <a:font script="Viet" typeface="Tahoma"/>
         <a:font script="Uigh" typeface="Microsoft Uighur"/>
         <a:font script="Geor" typeface="Sylfaen"/>
       </a:minorFont>
     </a:fontScheme>
-    <a:fmtScheme name="Orgánico">
+    <a:fmtScheme name="Recorte">
       <a:fillStyleLst>
         <a:solidFill>
           <a:schemeClr val="phClr"/>
@@ -2435,50 +3098,69 @@
           <a:gsLst>
             <a:gs pos="0">
               <a:schemeClr val="phClr">
-                <a:tint val="60000"/>
+                <a:tint val="67000"/>
+                <a:satMod val="105000"/>
                 <a:lumMod val="110000"/>
+              </a:schemeClr>
+            </a:gs>
+            <a:gs pos="50000">
+              <a:schemeClr val="phClr">
+                <a:tint val="73000"/>
+                <a:satMod val="103000"/>
+                <a:lumMod val="105000"/>
               </a:schemeClr>
             </a:gs>
             <a:gs pos="100000">
               <a:schemeClr val="phClr">
-                <a:tint val="82000"/>
+                <a:tint val="81000"/>
+                <a:satMod val="109000"/>
+                <a:lumMod val="105000"/>
               </a:schemeClr>
             </a:gs>
           </a:gsLst>
           <a:lin ang="5400000" scaled="0"/>
         </a:gradFill>
-        <a:blipFill>
-          <a:blip xmlns:r="http://schemas.openxmlformats.org/officeDocument/2006/relationships" r:embed="rId1">
-            <a:duotone>
-              <a:schemeClr val="phClr">
-                <a:shade val="74000"/>
-                <a:satMod val="130000"/>
-                <a:lumMod val="90000"/>
-              </a:schemeClr>
+        <a:gradFill rotWithShape="1">
+          <a:gsLst>
+            <a:gs pos="0">
               <a:schemeClr val="phClr">
                 <a:tint val="94000"/>
+                <a:satMod val="103000"/>
+                <a:lumMod val="102000"/>
+              </a:schemeClr>
+            </a:gs>
+            <a:gs pos="50000">
+              <a:schemeClr val="phClr">
+                <a:shade val="100000"/>
+                <a:satMod val="110000"/>
+                <a:lumMod val="100000"/>
+              </a:schemeClr>
+            </a:gs>
+            <a:gs pos="100000">
+              <a:schemeClr val="phClr">
+                <a:shade val="78000"/>
                 <a:satMod val="120000"/>
-                <a:lumMod val="104000"/>
+                <a:lumMod val="99000"/>
               </a:schemeClr>
-            </a:duotone>
-          </a:blip>
-          <a:tile tx="0" ty="0" sx="100000" sy="100000" flip="none" algn="tl"/>
-        </a:blipFill>
+            </a:gs>
+          </a:gsLst>
+          <a:lin ang="5400000" scaled="0"/>
+        </a:gradFill>
       </a:fillStyleLst>
       <a:lnStyleLst>
-        <a:ln w="9525" cap="flat" cmpd="sng" algn="ctr">
+        <a:ln w="6350" cap="flat" cmpd="sng" algn="in">
           <a:solidFill>
             <a:schemeClr val="phClr"/>
           </a:solidFill>
           <a:prstDash val="solid"/>
         </a:ln>
-        <a:ln w="15875" cap="flat" cmpd="sng" algn="ctr">
+        <a:ln w="34925" cap="flat" cmpd="sng" algn="in">
           <a:solidFill>
             <a:schemeClr val="phClr"/>
           </a:solidFill>
           <a:prstDash val="solid"/>
         </a:ln>
-        <a:ln w="25400" cap="flat" cmpd="sng" algn="ctr">
+        <a:ln w="19050" cap="flat" cmpd="sng" algn="in">
           <a:solidFill>
             <a:schemeClr val="phClr"/>
           </a:solidFill>
@@ -2490,19 +3172,13 @@
           <a:effectLst/>
         </a:effectStyle>
         <a:effectStyle>
-          <a:effectLst>
-            <a:innerShdw blurRad="25400" dist="12700" dir="13500000">
-              <a:srgbClr val="000000">
-                <a:alpha val="45000"/>
-              </a:srgbClr>
-            </a:innerShdw>
-          </a:effectLst>
+          <a:effectLst/>
         </a:effectStyle>
         <a:effectStyle>
           <a:effectLst>
-            <a:outerShdw blurRad="38100" dist="25400" dir="5400000" rotWithShape="0">
+            <a:outerShdw blurRad="57150" dist="19050" dir="5400000" algn="ctr" rotWithShape="0">
               <a:srgbClr val="000000">
-                <a:alpha val="60000"/>
+                <a:alpha val="35000"/>
               </a:srgbClr>
             </a:outerShdw>
           </a:effectLst>
@@ -2512,27 +3188,39 @@
         <a:solidFill>
           <a:schemeClr val="phClr"/>
         </a:solidFill>
+        <a:solidFill>
+          <a:schemeClr val="phClr">
+            <a:tint val="95000"/>
+            <a:satMod val="170000"/>
+          </a:schemeClr>
+        </a:solidFill>
         <a:gradFill rotWithShape="1">
           <a:gsLst>
             <a:gs pos="0">
               <a:schemeClr val="phClr">
-                <a:tint val="90000"/>
-                <a:lumMod val="110000"/>
+                <a:tint val="93000"/>
+                <a:shade val="98000"/>
+                <a:satMod val="150000"/>
+                <a:lumMod val="102000"/>
+              </a:schemeClr>
+            </a:gs>
+            <a:gs pos="50000">
+              <a:schemeClr val="phClr">
+                <a:tint val="98000"/>
+                <a:shade val="90000"/>
+                <a:satMod val="130000"/>
+                <a:lumMod val="103000"/>
               </a:schemeClr>
             </a:gs>
             <a:gs pos="100000">
               <a:schemeClr val="phClr">
-                <a:shade val="88000"/>
-                <a:lumMod val="98000"/>
+                <a:shade val="63000"/>
+                <a:satMod val="120000"/>
               </a:schemeClr>
             </a:gs>
           </a:gsLst>
           <a:lin ang="5400000" scaled="0"/>
         </a:gradFill>
-        <a:blipFill>
-          <a:blip xmlns:r="http://schemas.openxmlformats.org/officeDocument/2006/relationships" r:embed="rId2"/>
-          <a:stretch/>
-        </a:blipFill>
       </a:bgFillStyleLst>
     </a:fmtScheme>
   </a:themeElements>
@@ -2540,7 +3228,7 @@
   <a:extraClrSchemeLst/>
   <a:extLst>
     <a:ext uri="{05A4C25C-085E-4340-85A3-A5531E510DB2}">
-      <thm15:themeFamily xmlns:thm15="http://schemas.microsoft.com/office/thememl/2012/main" name="Organic" id="{28CDC826-8792-45C0-861B-85EB3ADEDA33}" vid="{7DAC20F1-423D-49E2-BD0B-50532748BAD0}"/>
+      <thm15:themeFamily xmlns:thm15="http://schemas.microsoft.com/office/thememl/2012/main" name="Crop" id="{EC9488ED-E761-4D60-9AC4-764D1FE2C171}" vid="{CE19780C-D67D-4C13-9DE9-A52BC3BA51B4}"/>
     </a:ext>
   </a:extLst>
 </a:theme>
@@ -2570,7 +3258,7 @@
 </file>
 
 <file path=customXml/itemProps2.xml><?xml version="1.0" encoding="utf-8"?>
-<ds:datastoreItem xmlns:ds="http://schemas.openxmlformats.org/officeDocument/2006/customXml" ds:itemID="{F530A5E0-FC6E-4B0D-9F00-29305EFBFDAC}">
+<ds:datastoreItem xmlns:ds="http://schemas.openxmlformats.org/officeDocument/2006/customXml" ds:itemID="{7C45F05A-4B3B-4539-BA51-AADD06D36121}">
   <ds:schemaRefs>
     <ds:schemaRef ds:uri="http://schemas.openxmlformats.org/officeDocument/2006/bibliography"/>
   </ds:schemaRefs>
